--- a/STARLAB_Unit_3/Teaching Guides/Week_05_Launching Pilot Testing and Research Journals.docx
+++ b/STARLAB_Unit_3/Teaching Guides/Week_05_Launching Pilot Testing and Research Journals.docx
@@ -220,6 +220,12 @@
           <w:rtl w:val="0"/>
         </w:rPr>
         <w:t xml:space="preserve">Teacher Materials</w:t>
+      </w:r>
+    </w:p>
+    <w:p>
+      <w:pPr/>
+      <w:r>
+        <w:t>Slide Decks: Deck 6 - Pilot Testing - Test Small First; Deck 7 - Research Journals and Scientific Documentation</w:t>
       </w:r>
     </w:p>
     <w:p>

--- a/STARLAB_Unit_3/Teaching Guides/Week_05_Launching Pilot Testing and Research Journals.docx
+++ b/STARLAB_Unit_3/Teaching Guides/Week_05_Launching Pilot Testing and Research Journals.docx
@@ -225,7 +225,7 @@
     <w:p>
       <w:pPr/>
       <w:r>
-        <w:t>Slide Decks: Deck 6 - Pilot Testing - Test Small First; Deck 7 - Research Journals and Scientific Documentation</w:t>
+        <w:t>Deck Use: Primary - Deck 6: Pilot Testing - Test Small First; Deck 7: Research Journals and Scientific Documentation</w:t>
       </w:r>
     </w:p>
     <w:p>

--- a/STARLAB_Unit_3/Teaching Guides/Week_05_Launching Pilot Testing and Research Journals.docx
+++ b/STARLAB_Unit_3/Teaching Guides/Week_05_Launching Pilot Testing and Research Journals.docx
@@ -322,6 +322,19 @@
           <w:rtl w:val="0"/>
         </w:rPr>
         <w:t xml:space="preserve">Appendix C: Safety Check Before Testing</w:t>
+      </w:r>
+    </w:p>
+    <w:p>
+      <w:pPr>
+        <w:numPr>
+          <w:ilvl w:val="0"/>
+          <w:numId w:val="73"/>
+        </w:numPr>
+        <w:spacing w:after="240" w:before="0" w:beforeAutospacing="0" w:lineRule="auto"/>
+        <w:ind w:left="720" w:hanging="360"/>
+      </w:pPr>
+      <w:r>
+        <w:t>Optional / Teacher Reference - Appendix V: Research Journal Rubric</w:t>
       </w:r>
     </w:p>
     <w:p>

--- a/STARLAB_Unit_3/Teaching Guides/Week_05_Launching Pilot Testing and Research Journals.docx
+++ b/STARLAB_Unit_3/Teaching Guides/Week_05_Launching Pilot Testing and Research Journals.docx
@@ -4,37 +4,63 @@
   <w:body>
     <w:p>
       <w:pPr>
-        <w:pStyle w:val="Heading1"/>
-        <w:keepNext w:val="0"/>
-        <w:keepLines w:val="0"/>
-        <w:spacing w:before="480" w:lineRule="auto"/>
-        <w:rPr>
-          <w:b w:val="1"/>
-          <w:bCs w:val="1"/>
-          <w:sz w:val="46"/>
-          <w:szCs w:val="46"/>
-        </w:rPr>
-      </w:pPr>
-      <w:bookmarkStart w:colFirst="0" w:colLast="0" w:name="_ean03ksfzwjr" w:id="12"/>
-      <w:bookmarkEnd w:id="12"/>
+        <w:pStyle w:val="STARLABBrand"/>
+        <w:keepNext/>
+        <w:widowControl/>
+        <w:spacing w:before="0" w:after="40" w:line="240" w:lineRule="auto"/>
+      </w:pPr>
       <w:r>
         <w:rPr>
-          <w:b w:val="1"/>
-          <w:bCs w:val="1"/>
-          <w:sz w:val="46"/>
-          <w:szCs w:val="46"/>
-          <w:rtl w:val="0"/>
+          <w:rFonts w:ascii="Arial" w:hAnsi="Arial"/>
+          <w:b/>
+          <w:color w:val="E31B23"/>
         </w:rPr>
-        <w:t xml:space="preserve">Week 5: Launching Pilot Testing and Research Journals</w:t>
+        <w:t>STARLAB</w:t>
       </w:r>
     </w:p>
     <w:p>
       <w:pPr>
+        <w:pStyle w:val="STARLABWeekTitle"/>
+        <w:keepNext/>
+        <w:widowControl/>
+        <w:spacing w:before="0" w:after="80" w:line="240" w:lineRule="auto"/>
+      </w:pPr>
+      <w:r>
+        <w:rPr>
+          <w:rFonts w:ascii="Arial" w:hAnsi="Arial"/>
+          <w:b/>
+          <w:color w:val="111111"/>
+        </w:rPr>
+        <w:t>Week 5: Launching Pilot Testing and Research Journals</w:t>
+      </w:r>
+    </w:p>
+    <w:p>
+      <w:pPr>
+        <w:pStyle w:val="STARLABGuideSubtitle"/>
+        <w:keepNext/>
+        <w:widowControl/>
+        <w:pBdr>
+          <w:bottom w:val="single" w:sz="14" w:space="5" w:color="E31B23"/>
+        </w:pBdr>
+        <w:spacing w:before="0" w:after="260" w:line="240" w:lineRule="auto"/>
+      </w:pPr>
+      <w:r>
+        <w:rPr>
+          <w:rFonts w:ascii="Arial" w:hAnsi="Arial"/>
+          <w:color w:val="555555"/>
+        </w:rPr>
+        <w:t>STARLAB Unit 3 Teaching Guide</w:t>
+      </w:r>
+    </w:p>
+    <w:p>
+      <w:pPr>
         <w:pStyle w:val="Heading2"/>
-        <w:keepNext w:val="0"/>
+        <w:keepNext/>
         <w:keepLines w:val="0"/>
-        <w:spacing w:after="80" w:lineRule="auto"/>
+        <w:widowControl/>
+        <w:spacing w:after="80" w:lineRule="auto" w:before="220" w:line="240"/>
         <w:rPr>
+          <w:rFonts w:ascii="Arial" w:hAnsi="Arial" w:eastAsia="Arial" w:cs="Arial"/>
           <w:b w:val="1"/>
           <w:bCs w:val="1"/>
           <w:sz w:val="34"/>
@@ -45,8 +71,10 @@
       <w:bookmarkEnd w:id="13"/>
       <w:r>
         <w:rPr>
-          <w:b w:val="1"/>
+          <w:rFonts w:ascii="Arial" w:hAnsi="Arial" w:eastAsia="Arial" w:cs="Arial"/>
+          <w:b/>
           <w:bCs w:val="1"/>
+          <w:color w:val="E31B23"/>
           <w:sz w:val="34"/>
           <w:szCs w:val="34"/>
           <w:rtl w:val="0"/>
@@ -56,11 +84,17 @@
     </w:p>
     <w:p>
       <w:pPr>
-        <w:spacing w:after="240" w:before="240" w:lineRule="auto"/>
-        <w:rPr/>
+        <w:keepNext w:val="0"/>
+        <w:widowControl/>
+        <w:spacing w:after="80" w:before="0" w:lineRule="auto" w:line="252"/>
+        <w:rPr>
+          <w:rFonts w:ascii="Arial" w:hAnsi="Arial" w:eastAsia="Arial" w:cs="Arial"/>
+        </w:rPr>
       </w:pPr>
       <w:r>
         <w:rPr>
+          <w:rFonts w:ascii="Arial" w:hAnsi="Arial" w:eastAsia="Arial" w:cs="Arial"/>
+          <w:color w:val="111111"/>
           <w:rtl w:val="0"/>
         </w:rPr>
         <w:t xml:space="preserve">Week 5 begins the transition from planning to action. Students should start with pilot testing rather than full data collection. A pilot test is a small-scale trial used to determine whether the procedure, tools, timing, data table, or prototype testing method actually works.</w:t>
@@ -68,11 +102,17 @@
     </w:p>
     <w:p>
       <w:pPr>
-        <w:spacing w:after="240" w:before="240" w:lineRule="auto"/>
-        <w:rPr/>
+        <w:keepNext w:val="0"/>
+        <w:widowControl/>
+        <w:spacing w:after="80" w:before="0" w:lineRule="auto" w:line="252"/>
+        <w:rPr>
+          <w:rFonts w:ascii="Arial" w:hAnsi="Arial" w:eastAsia="Arial" w:cs="Arial"/>
+        </w:rPr>
       </w:pPr>
       <w:r>
         <w:rPr>
+          <w:rFonts w:ascii="Arial" w:hAnsi="Arial" w:eastAsia="Arial" w:cs="Arial"/>
+          <w:color w:val="111111"/>
           <w:rtl w:val="0"/>
         </w:rPr>
         <w:t xml:space="preserve">This week should also establish the research journal as a non-negotiable part of STARLAB. Students should document what they planned, what they did, what they observed, what went wrong, and what they changed.</w:t>
@@ -81,10 +121,12 @@
     <w:p>
       <w:pPr>
         <w:pStyle w:val="Heading2"/>
-        <w:keepNext w:val="0"/>
+        <w:keepNext/>
         <w:keepLines w:val="0"/>
-        <w:spacing w:after="80" w:lineRule="auto"/>
+        <w:widowControl/>
+        <w:spacing w:after="80" w:lineRule="auto" w:before="220" w:line="240"/>
         <w:rPr>
+          <w:rFonts w:ascii="Arial" w:hAnsi="Arial" w:eastAsia="Arial" w:cs="Arial"/>
           <w:b w:val="1"/>
           <w:bCs w:val="1"/>
           <w:sz w:val="34"/>
@@ -95,8 +137,10 @@
       <w:bookmarkEnd w:id="14"/>
       <w:r>
         <w:rPr>
-          <w:b w:val="1"/>
+          <w:rFonts w:ascii="Arial" w:hAnsi="Arial" w:eastAsia="Arial" w:cs="Arial"/>
+          <w:b/>
           <w:bCs w:val="1"/>
+          <w:color w:val="E31B23"/>
           <w:sz w:val="34"/>
           <w:szCs w:val="34"/>
           <w:rtl w:val="0"/>
@@ -106,11 +150,19 @@
     </w:p>
     <w:p>
       <w:pPr>
-        <w:spacing w:after="240" w:before="240" w:lineRule="auto"/>
-        <w:rPr/>
+        <w:pStyle w:val="STARLABLabel"/>
+        <w:keepNext/>
+        <w:widowControl/>
+        <w:spacing w:after="20" w:before="80" w:lineRule="auto" w:line="240"/>
+        <w:rPr>
+          <w:rFonts w:ascii="Arial" w:hAnsi="Arial" w:eastAsia="Arial" w:cs="Arial"/>
+        </w:rPr>
       </w:pPr>
       <w:r>
         <w:rPr>
+          <w:rFonts w:ascii="Arial" w:hAnsi="Arial" w:eastAsia="Arial" w:cs="Arial"/>
+          <w:b/>
+          <w:color w:val="111111"/>
           <w:rtl w:val="0"/>
         </w:rPr>
         <w:t xml:space="preserve">Students will be able to:</w:t>
@@ -118,15 +170,20 @@
     </w:p>
     <w:p>
       <w:pPr>
+        <w:keepNext w:val="0"/>
+        <w:widowControl/>
         <w:numPr>
           <w:ilvl w:val="0"/>
-          <w:numId w:val="13"/>
+          <w:numId w:val="123"/>
         </w:numPr>
-        <w:spacing w:after="0" w:afterAutospacing="0" w:before="240" w:lineRule="auto"/>
-        <w:ind w:left="720" w:hanging="360"/>
+        <w:pStyle w:val="ListBullet"/>
+        <w:spacing w:after="40" w:afterAutospacing="0" w:before="0" w:lineRule="auto" w:line="252"/>
+        <w:ind/>
       </w:pPr>
       <w:r>
         <w:rPr>
+          <w:rFonts w:ascii="Arial" w:hAnsi="Arial" w:eastAsia="Arial" w:cs="Arial"/>
+          <w:color w:val="111111"/>
           <w:rtl w:val="0"/>
         </w:rPr>
         <w:t xml:space="preserve">Explain the purpose of pilot testing.</w:t>
@@ -134,15 +191,20 @@
     </w:p>
     <w:p>
       <w:pPr>
+        <w:keepNext w:val="0"/>
+        <w:widowControl/>
         <w:numPr>
           <w:ilvl w:val="0"/>
-          <w:numId w:val="13"/>
+          <w:numId w:val="123"/>
         </w:numPr>
-        <w:spacing w:after="0" w:afterAutospacing="0" w:before="0" w:beforeAutospacing="0" w:lineRule="auto"/>
-        <w:ind w:left="720" w:hanging="360"/>
+        <w:pStyle w:val="ListBullet"/>
+        <w:spacing w:after="40" w:afterAutospacing="0" w:before="0" w:beforeAutospacing="0" w:lineRule="auto" w:line="252"/>
+        <w:ind/>
       </w:pPr>
       <w:r>
         <w:rPr>
+          <w:rFonts w:ascii="Arial" w:hAnsi="Arial" w:eastAsia="Arial" w:cs="Arial"/>
+          <w:color w:val="111111"/>
           <w:rtl w:val="0"/>
         </w:rPr>
         <w:t xml:space="preserve">Create a pilot test plan.</w:t>
@@ -150,15 +212,20 @@
     </w:p>
     <w:p>
       <w:pPr>
+        <w:keepNext w:val="0"/>
+        <w:widowControl/>
         <w:numPr>
           <w:ilvl w:val="0"/>
-          <w:numId w:val="13"/>
+          <w:numId w:val="123"/>
         </w:numPr>
-        <w:spacing w:after="0" w:afterAutospacing="0" w:before="0" w:beforeAutospacing="0" w:lineRule="auto"/>
-        <w:ind w:left="720" w:hanging="360"/>
+        <w:pStyle w:val="ListBullet"/>
+        <w:spacing w:after="40" w:afterAutospacing="0" w:before="0" w:beforeAutospacing="0" w:lineRule="auto" w:line="252"/>
+        <w:ind/>
       </w:pPr>
       <w:r>
         <w:rPr>
+          <w:rFonts w:ascii="Arial" w:hAnsi="Arial" w:eastAsia="Arial" w:cs="Arial"/>
+          <w:color w:val="111111"/>
           <w:rtl w:val="0"/>
         </w:rPr>
         <w:t xml:space="preserve">Begin a research journal using a consistent format.</w:t>
@@ -166,15 +233,20 @@
     </w:p>
     <w:p>
       <w:pPr>
+        <w:keepNext w:val="0"/>
+        <w:widowControl/>
         <w:numPr>
           <w:ilvl w:val="0"/>
-          <w:numId w:val="13"/>
+          <w:numId w:val="123"/>
         </w:numPr>
-        <w:spacing w:after="0" w:afterAutospacing="0" w:before="0" w:beforeAutospacing="0" w:lineRule="auto"/>
-        <w:ind w:left="720" w:hanging="360"/>
+        <w:pStyle w:val="ListBullet"/>
+        <w:spacing w:after="40" w:afterAutospacing="0" w:before="0" w:beforeAutospacing="0" w:lineRule="auto" w:line="252"/>
+        <w:ind/>
       </w:pPr>
       <w:r>
         <w:rPr>
+          <w:rFonts w:ascii="Arial" w:hAnsi="Arial" w:eastAsia="Arial" w:cs="Arial"/>
+          <w:color w:val="111111"/>
           <w:rtl w:val="0"/>
         </w:rPr>
         <w:t xml:space="preserve">Conduct approved pilot testing safely.</w:t>
@@ -182,15 +254,20 @@
     </w:p>
     <w:p>
       <w:pPr>
+        <w:keepNext w:val="0"/>
+        <w:widowControl/>
         <w:numPr>
           <w:ilvl w:val="0"/>
-          <w:numId w:val="13"/>
+          <w:numId w:val="123"/>
         </w:numPr>
-        <w:spacing w:after="240" w:before="0" w:beforeAutospacing="0" w:lineRule="auto"/>
-        <w:ind w:left="720" w:hanging="360"/>
+        <w:pStyle w:val="ListBullet"/>
+        <w:spacing w:after="40" w:before="0" w:beforeAutospacing="0" w:lineRule="auto" w:line="252"/>
+        <w:ind/>
       </w:pPr>
       <w:r>
         <w:rPr>
+          <w:rFonts w:ascii="Arial" w:hAnsi="Arial" w:eastAsia="Arial" w:cs="Arial"/>
+          <w:color w:val="111111"/>
           <w:rtl w:val="0"/>
         </w:rPr>
         <w:t xml:space="preserve">Record observations, issues, and preliminary data.</w:t>
@@ -199,10 +276,12 @@
     <w:p>
       <w:pPr>
         <w:pStyle w:val="Heading2"/>
-        <w:keepNext w:val="0"/>
+        <w:keepNext/>
         <w:keepLines w:val="0"/>
-        <w:spacing w:after="80" w:lineRule="auto"/>
+        <w:widowControl/>
+        <w:spacing w:after="80" w:lineRule="auto" w:before="220" w:line="240"/>
         <w:rPr>
+          <w:rFonts w:ascii="Arial" w:hAnsi="Arial" w:eastAsia="Arial" w:cs="Arial"/>
           <w:b w:val="1"/>
           <w:bCs w:val="1"/>
           <w:sz w:val="34"/>
@@ -213,8 +292,10 @@
       <w:bookmarkEnd w:id="15"/>
       <w:r>
         <w:rPr>
-          <w:b w:val="1"/>
+          <w:rFonts w:ascii="Arial" w:hAnsi="Arial" w:eastAsia="Arial" w:cs="Arial"/>
+          <w:b/>
           <w:bCs w:val="1"/>
+          <w:color w:val="E31B23"/>
           <w:sz w:val="34"/>
           <w:szCs w:val="34"/>
           <w:rtl w:val="0"/>
@@ -223,22 +304,40 @@
       </w:r>
     </w:p>
     <w:p>
-      <w:pPr/>
+      <w:pPr>
+        <w:pStyle w:val="STARLABDeckUse"/>
+        <w:shd w:val="clear" w:color="auto" w:fill="F2F2F2"/>
+        <w:keepNext w:val="0"/>
+        <w:widowControl/>
+        <w:pBdr>
+          <w:left w:val="single" w:sz="18" w:space="6" w:color="E31B23"/>
+        </w:pBdr>
+        <w:spacing w:before="40" w:after="140" w:line="252" w:lineRule="auto"/>
+      </w:pPr>
       <w:r>
+        <w:rPr>
+          <w:rFonts w:ascii="Arial" w:hAnsi="Arial"/>
+          <w:color w:val="111111"/>
+        </w:rPr>
         <w:t>Deck Use: Primary - Deck 6: Pilot Testing - Test Small First; Deck 7: Research Journals and Scientific Documentation</w:t>
       </w:r>
     </w:p>
     <w:p>
       <w:pPr>
+        <w:keepNext w:val="0"/>
+        <w:widowControl/>
         <w:numPr>
           <w:ilvl w:val="0"/>
-          <w:numId w:val="73"/>
+          <w:numId w:val="123"/>
         </w:numPr>
-        <w:spacing w:after="0" w:afterAutospacing="0" w:before="240" w:lineRule="auto"/>
-        <w:ind w:left="720" w:hanging="360"/>
+        <w:pStyle w:val="ListBullet"/>
+        <w:spacing w:after="40" w:afterAutospacing="0" w:before="0" w:lineRule="auto" w:line="252"/>
+        <w:ind/>
       </w:pPr>
       <w:r>
         <w:rPr>
+          <w:rFonts w:ascii="Arial" w:hAnsi="Arial" w:eastAsia="Arial" w:cs="Arial"/>
+          <w:color w:val="111111"/>
           <w:rtl w:val="0"/>
         </w:rPr>
         <w:t xml:space="preserve">Student Handout 1: Pilot Test Plan</w:t>
@@ -246,15 +345,20 @@
     </w:p>
     <w:p>
       <w:pPr>
+        <w:keepNext w:val="0"/>
+        <w:widowControl/>
         <w:numPr>
           <w:ilvl w:val="0"/>
-          <w:numId w:val="73"/>
+          <w:numId w:val="123"/>
         </w:numPr>
-        <w:spacing w:after="0" w:afterAutospacing="0" w:before="0" w:beforeAutospacing="0" w:lineRule="auto"/>
-        <w:ind w:left="720" w:hanging="360"/>
+        <w:pStyle w:val="ListBullet"/>
+        <w:spacing w:after="40" w:afterAutospacing="0" w:before="0" w:beforeAutospacing="0" w:lineRule="auto" w:line="252"/>
+        <w:ind/>
       </w:pPr>
       <w:r>
         <w:rPr>
+          <w:rFonts w:ascii="Arial" w:hAnsi="Arial" w:eastAsia="Arial" w:cs="Arial"/>
+          <w:color w:val="111111"/>
           <w:rtl w:val="0"/>
         </w:rPr>
         <w:t xml:space="preserve">Student Handout 2: Research Journal Setup</w:t>
@@ -262,15 +366,20 @@
     </w:p>
     <w:p>
       <w:pPr>
+        <w:keepNext w:val="0"/>
+        <w:widowControl/>
         <w:numPr>
           <w:ilvl w:val="0"/>
-          <w:numId w:val="73"/>
+          <w:numId w:val="123"/>
         </w:numPr>
-        <w:spacing w:after="0" w:afterAutospacing="0" w:before="0" w:beforeAutospacing="0" w:lineRule="auto"/>
-        <w:ind w:left="720" w:hanging="360"/>
+        <w:pStyle w:val="ListBullet"/>
+        <w:spacing w:after="40" w:afterAutospacing="0" w:before="0" w:beforeAutospacing="0" w:lineRule="auto" w:line="252"/>
+        <w:ind/>
       </w:pPr>
       <w:r>
         <w:rPr>
+          <w:rFonts w:ascii="Arial" w:hAnsi="Arial" w:eastAsia="Arial" w:cs="Arial"/>
+          <w:color w:val="111111"/>
           <w:rtl w:val="0"/>
         </w:rPr>
         <w:t xml:space="preserve">Student Handout 3: Daily Research Journal Entry Template</w:t>
@@ -278,15 +387,20 @@
     </w:p>
     <w:p>
       <w:pPr>
+        <w:keepNext w:val="0"/>
+        <w:widowControl/>
         <w:numPr>
           <w:ilvl w:val="0"/>
-          <w:numId w:val="73"/>
+          <w:numId w:val="123"/>
         </w:numPr>
-        <w:spacing w:after="0" w:afterAutospacing="0" w:before="0" w:beforeAutospacing="0" w:lineRule="auto"/>
-        <w:ind w:left="720" w:hanging="360"/>
+        <w:pStyle w:val="ListBullet"/>
+        <w:spacing w:after="40" w:afterAutospacing="0" w:before="0" w:beforeAutospacing="0" w:lineRule="auto" w:line="252"/>
+        <w:ind/>
       </w:pPr>
       <w:r>
         <w:rPr>
+          <w:rFonts w:ascii="Arial" w:hAnsi="Arial" w:eastAsia="Arial" w:cs="Arial"/>
+          <w:color w:val="111111"/>
           <w:rtl w:val="0"/>
         </w:rPr>
         <w:t xml:space="preserve">Appendix A: What Is Pilot Testing?</w:t>
@@ -294,15 +408,20 @@
     </w:p>
     <w:p>
       <w:pPr>
+        <w:keepNext w:val="0"/>
+        <w:widowControl/>
         <w:numPr>
           <w:ilvl w:val="0"/>
-          <w:numId w:val="73"/>
+          <w:numId w:val="123"/>
         </w:numPr>
-        <w:spacing w:after="0" w:afterAutospacing="0" w:before="0" w:beforeAutospacing="0" w:lineRule="auto"/>
-        <w:ind w:left="720" w:hanging="360"/>
+        <w:pStyle w:val="ListBullet"/>
+        <w:spacing w:after="40" w:afterAutospacing="0" w:before="0" w:beforeAutospacing="0" w:lineRule="auto" w:line="252"/>
+        <w:ind/>
       </w:pPr>
       <w:r>
         <w:rPr>
+          <w:rFonts w:ascii="Arial" w:hAnsi="Arial" w:eastAsia="Arial" w:cs="Arial"/>
+          <w:color w:val="111111"/>
           <w:rtl w:val="0"/>
         </w:rPr>
         <w:t xml:space="preserve">Appendix B: Research Journal Standards</w:t>
@@ -310,15 +429,20 @@
     </w:p>
     <w:p>
       <w:pPr>
+        <w:keepNext w:val="0"/>
+        <w:widowControl/>
         <w:numPr>
           <w:ilvl w:val="0"/>
-          <w:numId w:val="73"/>
+          <w:numId w:val="123"/>
         </w:numPr>
-        <w:spacing w:after="240" w:before="0" w:beforeAutospacing="0" w:lineRule="auto"/>
-        <w:ind w:left="720" w:hanging="360"/>
+        <w:pStyle w:val="ListBullet"/>
+        <w:spacing w:after="40" w:before="0" w:beforeAutospacing="0" w:lineRule="auto" w:line="252"/>
+        <w:ind/>
       </w:pPr>
       <w:r>
         <w:rPr>
+          <w:rFonts w:ascii="Arial" w:hAnsi="Arial" w:eastAsia="Arial" w:cs="Arial"/>
+          <w:color w:val="111111"/>
           <w:rtl w:val="0"/>
         </w:rPr>
         <w:t xml:space="preserve">Appendix C: Safety Check Before Testing</w:t>
@@ -326,24 +450,33 @@
     </w:p>
     <w:p>
       <w:pPr>
+        <w:keepNext w:val="0"/>
+        <w:widowControl/>
         <w:numPr>
           <w:ilvl w:val="0"/>
-          <w:numId w:val="73"/>
+          <w:numId w:val="123"/>
         </w:numPr>
-        <w:spacing w:after="240" w:before="0" w:beforeAutospacing="0" w:lineRule="auto"/>
-        <w:ind w:left="720" w:hanging="360"/>
+        <w:pStyle w:val="ListBullet"/>
+        <w:spacing w:after="40" w:before="0" w:beforeAutospacing="0" w:lineRule="auto" w:line="252"/>
+        <w:ind/>
       </w:pPr>
       <w:r>
+        <w:rPr>
+          <w:rFonts w:ascii="Arial" w:hAnsi="Arial"/>
+          <w:color w:val="111111"/>
+        </w:rPr>
         <w:t>Optional / Teacher Reference - Appendix V: Research Journal Rubric</w:t>
       </w:r>
     </w:p>
     <w:p>
       <w:pPr>
         <w:pStyle w:val="Heading2"/>
-        <w:keepNext w:val="0"/>
+        <w:keepNext/>
         <w:keepLines w:val="0"/>
-        <w:spacing w:after="80" w:lineRule="auto"/>
+        <w:widowControl/>
+        <w:spacing w:after="80" w:lineRule="auto" w:before="220" w:line="240"/>
         <w:rPr>
+          <w:rFonts w:ascii="Arial" w:hAnsi="Arial" w:eastAsia="Arial" w:cs="Arial"/>
           <w:b w:val="1"/>
           <w:bCs w:val="1"/>
           <w:sz w:val="34"/>
@@ -354,8 +487,10 @@
       <w:bookmarkEnd w:id="16"/>
       <w:r>
         <w:rPr>
-          <w:b w:val="1"/>
+          <w:rFonts w:ascii="Arial" w:hAnsi="Arial" w:eastAsia="Arial" w:cs="Arial"/>
+          <w:b/>
           <w:bCs w:val="1"/>
+          <w:color w:val="E31B23"/>
           <w:sz w:val="34"/>
           <w:szCs w:val="34"/>
           <w:rtl w:val="0"/>
@@ -366,13 +501,14 @@
     <w:p>
       <w:pPr>
         <w:pStyle w:val="Heading3"/>
-        <w:keepNext w:val="0"/>
+        <w:keepNext/>
         <w:keepLines w:val="0"/>
-        <w:spacing w:before="280" w:lineRule="auto"/>
+        <w:widowControl/>
+        <w:spacing w:before="140" w:lineRule="auto" w:after="40" w:line="240"/>
         <w:rPr>
+          <w:rFonts w:ascii="Arial" w:hAnsi="Arial" w:eastAsia="Arial" w:cs="Arial"/>
           <w:b w:val="1"/>
           <w:bCs w:val="1"/>
-          <w:color w:val="000000"/>
           <w:sz w:val="26"/>
           <w:szCs w:val="26"/>
         </w:rPr>
@@ -381,9 +517,10 @@
       <w:bookmarkEnd w:id="17"/>
       <w:r>
         <w:rPr>
-          <w:b w:val="1"/>
+          <w:rFonts w:ascii="Arial" w:hAnsi="Arial" w:eastAsia="Arial" w:cs="Arial"/>
+          <w:b/>
           <w:bCs w:val="1"/>
-          <w:color w:val="000000"/>
+          <w:color w:val="111111"/>
           <w:sz w:val="26"/>
           <w:szCs w:val="26"/>
           <w:rtl w:val="0"/>
@@ -393,11 +530,17 @@
     </w:p>
     <w:p>
       <w:pPr>
-        <w:spacing w:after="240" w:before="240" w:lineRule="auto"/>
-        <w:rPr/>
+        <w:keepNext w:val="0"/>
+        <w:widowControl/>
+        <w:spacing w:after="80" w:before="0" w:lineRule="auto" w:line="252"/>
+        <w:rPr>
+          <w:rFonts w:ascii="Arial" w:hAnsi="Arial" w:eastAsia="Arial" w:cs="Arial"/>
+        </w:rPr>
       </w:pPr>
       <w:r>
         <w:rPr>
+          <w:rFonts w:ascii="Arial" w:hAnsi="Arial" w:eastAsia="Arial" w:cs="Arial"/>
+          <w:color w:val="111111"/>
           <w:rtl w:val="0"/>
         </w:rPr>
         <w:t xml:space="preserve">Begin with a discussion:</w:t>
@@ -405,11 +548,17 @@
     </w:p>
     <w:p>
       <w:pPr>
-        <w:spacing w:after="240" w:before="240" w:lineRule="auto"/>
-        <w:rPr/>
+        <w:keepNext w:val="0"/>
+        <w:widowControl/>
+        <w:spacing w:after="80" w:before="0" w:lineRule="auto" w:line="252"/>
+        <w:rPr>
+          <w:rFonts w:ascii="Arial" w:hAnsi="Arial" w:eastAsia="Arial" w:cs="Arial"/>
+        </w:rPr>
       </w:pPr>
       <w:r>
         <w:rPr>
+          <w:rFonts w:ascii="Arial" w:hAnsi="Arial" w:eastAsia="Arial" w:cs="Arial"/>
+          <w:color w:val="111111"/>
           <w:rtl w:val="0"/>
         </w:rPr>
         <w:t xml:space="preserve">“What could go wrong if a researcher skips pilot testing and begins full data collection immediately?”</w:t>
@@ -417,11 +566,17 @@
     </w:p>
     <w:p>
       <w:pPr>
-        <w:spacing w:after="240" w:before="240" w:lineRule="auto"/>
-        <w:rPr/>
+        <w:keepNext w:val="0"/>
+        <w:widowControl/>
+        <w:spacing w:after="80" w:before="0" w:lineRule="auto" w:line="252"/>
+        <w:rPr>
+          <w:rFonts w:ascii="Arial" w:hAnsi="Arial" w:eastAsia="Arial" w:cs="Arial"/>
+        </w:rPr>
       </w:pPr>
       <w:r>
         <w:rPr>
+          <w:rFonts w:ascii="Arial" w:hAnsi="Arial" w:eastAsia="Arial" w:cs="Arial"/>
+          <w:color w:val="111111"/>
           <w:rtl w:val="0"/>
         </w:rPr>
         <w:t xml:space="preserve">Students should identify problems such as unclear procedures, missing materials, bad data tables, unsafe steps, measurement tools that do not work, prototypes that fail too quickly, or variables that are harder to control than expected.</w:t>
@@ -429,11 +584,17 @@
     </w:p>
     <w:p>
       <w:pPr>
-        <w:spacing w:after="240" w:before="240" w:lineRule="auto"/>
-        <w:rPr/>
+        <w:keepNext w:val="0"/>
+        <w:widowControl/>
+        <w:spacing w:after="80" w:before="0" w:lineRule="auto" w:line="252"/>
+        <w:rPr>
+          <w:rFonts w:ascii="Arial" w:hAnsi="Arial" w:eastAsia="Arial" w:cs="Arial"/>
+        </w:rPr>
       </w:pPr>
       <w:r>
         <w:rPr>
+          <w:rFonts w:ascii="Arial" w:hAnsi="Arial" w:eastAsia="Arial" w:cs="Arial"/>
+          <w:color w:val="111111"/>
           <w:rtl w:val="0"/>
         </w:rPr>
         <w:t xml:space="preserve">Introduce the purpose of pilot testing:</w:t>
@@ -441,11 +602,17 @@
     </w:p>
     <w:p>
       <w:pPr>
-        <w:spacing w:after="240" w:before="240" w:lineRule="auto"/>
-        <w:rPr/>
+        <w:keepNext w:val="0"/>
+        <w:widowControl/>
+        <w:spacing w:after="80" w:before="0" w:lineRule="auto" w:line="252"/>
+        <w:rPr>
+          <w:rFonts w:ascii="Arial" w:hAnsi="Arial" w:eastAsia="Arial" w:cs="Arial"/>
+        </w:rPr>
       </w:pPr>
       <w:r>
         <w:rPr>
+          <w:rFonts w:ascii="Arial" w:hAnsi="Arial" w:eastAsia="Arial" w:cs="Arial"/>
+          <w:color w:val="111111"/>
           <w:rtl w:val="0"/>
         </w:rPr>
         <w:t xml:space="preserve">A pilot test is a small trial run that helps researchers find problems before full data collection begins.</w:t>
@@ -453,11 +620,17 @@
     </w:p>
     <w:p>
       <w:pPr>
-        <w:spacing w:after="240" w:before="240" w:lineRule="auto"/>
-        <w:rPr/>
+        <w:keepNext w:val="0"/>
+        <w:widowControl/>
+        <w:spacing w:after="80" w:before="0" w:lineRule="auto" w:line="252"/>
+        <w:rPr>
+          <w:rFonts w:ascii="Arial" w:hAnsi="Arial" w:eastAsia="Arial" w:cs="Arial"/>
+        </w:rPr>
       </w:pPr>
       <w:r>
         <w:rPr>
+          <w:rFonts w:ascii="Arial" w:hAnsi="Arial" w:eastAsia="Arial" w:cs="Arial"/>
+          <w:color w:val="111111"/>
           <w:rtl w:val="0"/>
         </w:rPr>
         <w:t xml:space="preserve">Students complete Part A of Student Handout 1.</w:t>
@@ -466,13 +639,14 @@
     <w:p>
       <w:pPr>
         <w:pStyle w:val="Heading3"/>
-        <w:keepNext w:val="0"/>
+        <w:keepNext/>
         <w:keepLines w:val="0"/>
-        <w:spacing w:before="280" w:lineRule="auto"/>
+        <w:widowControl/>
+        <w:spacing w:before="140" w:lineRule="auto" w:after="40" w:line="240"/>
         <w:rPr>
+          <w:rFonts w:ascii="Arial" w:hAnsi="Arial" w:eastAsia="Arial" w:cs="Arial"/>
           <w:b w:val="1"/>
           <w:bCs w:val="1"/>
-          <w:color w:val="000000"/>
           <w:sz w:val="26"/>
           <w:szCs w:val="26"/>
         </w:rPr>
@@ -481,9 +655,10 @@
       <w:bookmarkEnd w:id="18"/>
       <w:r>
         <w:rPr>
-          <w:b w:val="1"/>
+          <w:rFonts w:ascii="Arial" w:hAnsi="Arial" w:eastAsia="Arial" w:cs="Arial"/>
+          <w:b/>
           <w:bCs w:val="1"/>
-          <w:color w:val="000000"/>
+          <w:color w:val="111111"/>
           <w:sz w:val="26"/>
           <w:szCs w:val="26"/>
           <w:rtl w:val="0"/>
@@ -493,11 +668,17 @@
     </w:p>
     <w:p>
       <w:pPr>
-        <w:spacing w:after="240" w:before="240" w:lineRule="auto"/>
-        <w:rPr/>
+        <w:keepNext w:val="0"/>
+        <w:widowControl/>
+        <w:spacing w:after="80" w:before="0" w:lineRule="auto" w:line="252"/>
+        <w:rPr>
+          <w:rFonts w:ascii="Arial" w:hAnsi="Arial" w:eastAsia="Arial" w:cs="Arial"/>
+        </w:rPr>
       </w:pPr>
       <w:r>
         <w:rPr>
+          <w:rFonts w:ascii="Arial" w:hAnsi="Arial" w:eastAsia="Arial" w:cs="Arial"/>
+          <w:color w:val="111111"/>
           <w:rtl w:val="0"/>
         </w:rPr>
         <w:t xml:space="preserve">Students set up their research journal using Student Handout 2.</w:t>
@@ -505,11 +686,17 @@
     </w:p>
     <w:p>
       <w:pPr>
-        <w:spacing w:after="240" w:before="240" w:lineRule="auto"/>
-        <w:rPr/>
+        <w:keepNext w:val="0"/>
+        <w:widowControl/>
+        <w:spacing w:after="80" w:before="0" w:lineRule="auto" w:line="252"/>
+        <w:rPr>
+          <w:rFonts w:ascii="Arial" w:hAnsi="Arial" w:eastAsia="Arial" w:cs="Arial"/>
+        </w:rPr>
       </w:pPr>
       <w:r>
         <w:rPr>
+          <w:rFonts w:ascii="Arial" w:hAnsi="Arial" w:eastAsia="Arial" w:cs="Arial"/>
+          <w:color w:val="111111"/>
           <w:rtl w:val="0"/>
         </w:rPr>
         <w:t xml:space="preserve">The journal may be:</w:t>
@@ -517,15 +704,19 @@
     </w:p>
     <w:p>
       <w:pPr>
+        <w:keepNext w:val="0"/>
+        <w:widowControl/>
         <w:numPr>
           <w:ilvl w:val="0"/>
           <w:numId w:val="116"/>
         </w:numPr>
-        <w:spacing w:after="0" w:afterAutospacing="0" w:before="240" w:lineRule="auto"/>
+        <w:spacing w:after="80" w:afterAutospacing="0" w:before="0" w:lineRule="auto" w:line="252"/>
         <w:ind w:left="720" w:hanging="360"/>
       </w:pPr>
       <w:r>
         <w:rPr>
+          <w:rFonts w:ascii="Arial" w:hAnsi="Arial" w:eastAsia="Arial" w:cs="Arial"/>
+          <w:color w:val="111111"/>
           <w:rtl w:val="0"/>
         </w:rPr>
         <w:t xml:space="preserve">A physical notebook</w:t>
@@ -533,15 +724,19 @@
     </w:p>
     <w:p>
       <w:pPr>
+        <w:keepNext w:val="0"/>
+        <w:widowControl/>
         <w:numPr>
           <w:ilvl w:val="0"/>
           <w:numId w:val="116"/>
         </w:numPr>
-        <w:spacing w:after="0" w:afterAutospacing="0" w:before="0" w:beforeAutospacing="0" w:lineRule="auto"/>
+        <w:spacing w:after="80" w:afterAutospacing="0" w:before="0" w:beforeAutospacing="0" w:lineRule="auto" w:line="252"/>
         <w:ind w:left="720" w:hanging="360"/>
       </w:pPr>
       <w:r>
         <w:rPr>
+          <w:rFonts w:ascii="Arial" w:hAnsi="Arial" w:eastAsia="Arial" w:cs="Arial"/>
+          <w:color w:val="111111"/>
           <w:rtl w:val="0"/>
         </w:rPr>
         <w:t xml:space="preserve">A Google Doc</w:t>
@@ -549,15 +744,19 @@
     </w:p>
     <w:p>
       <w:pPr>
+        <w:keepNext w:val="0"/>
+        <w:widowControl/>
         <w:numPr>
           <w:ilvl w:val="0"/>
           <w:numId w:val="116"/>
         </w:numPr>
-        <w:spacing w:after="0" w:afterAutospacing="0" w:before="0" w:beforeAutospacing="0" w:lineRule="auto"/>
+        <w:spacing w:after="80" w:afterAutospacing="0" w:before="0" w:beforeAutospacing="0" w:lineRule="auto" w:line="252"/>
         <w:ind w:left="720" w:hanging="360"/>
       </w:pPr>
       <w:r>
         <w:rPr>
+          <w:rFonts w:ascii="Arial" w:hAnsi="Arial" w:eastAsia="Arial" w:cs="Arial"/>
+          <w:color w:val="111111"/>
           <w:rtl w:val="0"/>
         </w:rPr>
         <w:t xml:space="preserve">A Notion page</w:t>
@@ -565,15 +764,19 @@
     </w:p>
     <w:p>
       <w:pPr>
+        <w:keepNext w:val="0"/>
+        <w:widowControl/>
         <w:numPr>
           <w:ilvl w:val="0"/>
           <w:numId w:val="116"/>
         </w:numPr>
-        <w:spacing w:after="0" w:afterAutospacing="0" w:before="0" w:beforeAutospacing="0" w:lineRule="auto"/>
+        <w:spacing w:after="80" w:afterAutospacing="0" w:before="0" w:beforeAutospacing="0" w:lineRule="auto" w:line="252"/>
         <w:ind w:left="720" w:hanging="360"/>
       </w:pPr>
       <w:r>
         <w:rPr>
+          <w:rFonts w:ascii="Arial" w:hAnsi="Arial" w:eastAsia="Arial" w:cs="Arial"/>
+          <w:color w:val="111111"/>
           <w:rtl w:val="0"/>
         </w:rPr>
         <w:t xml:space="preserve">A digital lab notebook</w:t>
@@ -581,15 +784,19 @@
     </w:p>
     <w:p>
       <w:pPr>
+        <w:keepNext w:val="0"/>
+        <w:widowControl/>
         <w:numPr>
           <w:ilvl w:val="0"/>
           <w:numId w:val="116"/>
         </w:numPr>
-        <w:spacing w:after="0" w:afterAutospacing="0" w:before="0" w:beforeAutospacing="0" w:lineRule="auto"/>
+        <w:spacing w:after="80" w:afterAutospacing="0" w:before="0" w:beforeAutospacing="0" w:lineRule="auto" w:line="252"/>
         <w:ind w:left="720" w:hanging="360"/>
       </w:pPr>
       <w:r>
         <w:rPr>
+          <w:rFonts w:ascii="Arial" w:hAnsi="Arial" w:eastAsia="Arial" w:cs="Arial"/>
+          <w:color w:val="111111"/>
           <w:rtl w:val="0"/>
         </w:rPr>
         <w:t xml:space="preserve">A spreadsheet plus written reflection log</w:t>
@@ -597,15 +804,19 @@
     </w:p>
     <w:p>
       <w:pPr>
+        <w:keepNext w:val="0"/>
+        <w:widowControl/>
         <w:numPr>
           <w:ilvl w:val="0"/>
           <w:numId w:val="116"/>
         </w:numPr>
-        <w:spacing w:after="240" w:before="0" w:beforeAutospacing="0" w:lineRule="auto"/>
+        <w:spacing w:after="80" w:before="0" w:beforeAutospacing="0" w:lineRule="auto" w:line="252"/>
         <w:ind w:left="720" w:hanging="360"/>
       </w:pPr>
       <w:r>
         <w:rPr>
+          <w:rFonts w:ascii="Arial" w:hAnsi="Arial" w:eastAsia="Arial" w:cs="Arial"/>
+          <w:color w:val="111111"/>
           <w:rtl w:val="0"/>
         </w:rPr>
         <w:t xml:space="preserve">A teacher-approved documentation system</w:t>
@@ -613,11 +824,17 @@
     </w:p>
     <w:p>
       <w:pPr>
-        <w:spacing w:after="240" w:before="240" w:lineRule="auto"/>
-        <w:rPr/>
+        <w:keepNext w:val="0"/>
+        <w:widowControl/>
+        <w:spacing w:after="80" w:before="0" w:lineRule="auto" w:line="252"/>
+        <w:rPr>
+          <w:rFonts w:ascii="Arial" w:hAnsi="Arial" w:eastAsia="Arial" w:cs="Arial"/>
+        </w:rPr>
       </w:pPr>
       <w:r>
         <w:rPr>
+          <w:rFonts w:ascii="Arial" w:hAnsi="Arial" w:eastAsia="Arial" w:cs="Arial"/>
+          <w:color w:val="111111"/>
           <w:rtl w:val="0"/>
         </w:rPr>
         <w:t xml:space="preserve">Each journal entry should include:</w:t>
@@ -625,15 +842,19 @@
     </w:p>
     <w:p>
       <w:pPr>
+        <w:keepNext w:val="0"/>
+        <w:widowControl/>
         <w:numPr>
           <w:ilvl w:val="0"/>
           <w:numId w:val="101"/>
         </w:numPr>
-        <w:spacing w:after="0" w:afterAutospacing="0" w:before="240" w:lineRule="auto"/>
+        <w:spacing w:after="80" w:afterAutospacing="0" w:before="0" w:lineRule="auto" w:line="252"/>
         <w:ind w:left="720" w:hanging="360"/>
       </w:pPr>
       <w:r>
         <w:rPr>
+          <w:rFonts w:ascii="Arial" w:hAnsi="Arial" w:eastAsia="Arial" w:cs="Arial"/>
+          <w:color w:val="111111"/>
           <w:rtl w:val="0"/>
         </w:rPr>
         <w:t xml:space="preserve">Date</w:t>
@@ -641,15 +862,19 @@
     </w:p>
     <w:p>
       <w:pPr>
+        <w:keepNext w:val="0"/>
+        <w:widowControl/>
         <w:numPr>
           <w:ilvl w:val="0"/>
           <w:numId w:val="101"/>
         </w:numPr>
-        <w:spacing w:after="0" w:afterAutospacing="0" w:before="0" w:beforeAutospacing="0" w:lineRule="auto"/>
+        <w:spacing w:after="80" w:afterAutospacing="0" w:before="0" w:beforeAutospacing="0" w:lineRule="auto" w:line="252"/>
         <w:ind w:left="720" w:hanging="360"/>
       </w:pPr>
       <w:r>
         <w:rPr>
+          <w:rFonts w:ascii="Arial" w:hAnsi="Arial" w:eastAsia="Arial" w:cs="Arial"/>
+          <w:color w:val="111111"/>
           <w:rtl w:val="0"/>
         </w:rPr>
         <w:t xml:space="preserve">Research goal for the day</w:t>
@@ -657,15 +882,19 @@
     </w:p>
     <w:p>
       <w:pPr>
+        <w:keepNext w:val="0"/>
+        <w:widowControl/>
         <w:numPr>
           <w:ilvl w:val="0"/>
           <w:numId w:val="101"/>
         </w:numPr>
-        <w:spacing w:after="0" w:afterAutospacing="0" w:before="0" w:beforeAutospacing="0" w:lineRule="auto"/>
+        <w:spacing w:after="80" w:afterAutospacing="0" w:before="0" w:beforeAutospacing="0" w:lineRule="auto" w:line="252"/>
         <w:ind w:left="720" w:hanging="360"/>
       </w:pPr>
       <w:r>
         <w:rPr>
+          <w:rFonts w:ascii="Arial" w:hAnsi="Arial" w:eastAsia="Arial" w:cs="Arial"/>
+          <w:color w:val="111111"/>
           <w:rtl w:val="0"/>
         </w:rPr>
         <w:t xml:space="preserve">Materials or setup used</w:t>
@@ -673,15 +902,19 @@
     </w:p>
     <w:p>
       <w:pPr>
+        <w:keepNext w:val="0"/>
+        <w:widowControl/>
         <w:numPr>
           <w:ilvl w:val="0"/>
           <w:numId w:val="101"/>
         </w:numPr>
-        <w:spacing w:after="0" w:afterAutospacing="0" w:before="0" w:beforeAutospacing="0" w:lineRule="auto"/>
+        <w:spacing w:after="80" w:afterAutospacing="0" w:before="0" w:beforeAutospacing="0" w:lineRule="auto" w:line="252"/>
         <w:ind w:left="720" w:hanging="360"/>
       </w:pPr>
       <w:r>
         <w:rPr>
+          <w:rFonts w:ascii="Arial" w:hAnsi="Arial" w:eastAsia="Arial" w:cs="Arial"/>
+          <w:color w:val="111111"/>
           <w:rtl w:val="0"/>
         </w:rPr>
         <w:t xml:space="preserve">Procedure completed</w:t>
@@ -689,15 +922,19 @@
     </w:p>
     <w:p>
       <w:pPr>
+        <w:keepNext w:val="0"/>
+        <w:widowControl/>
         <w:numPr>
           <w:ilvl w:val="0"/>
           <w:numId w:val="101"/>
         </w:numPr>
-        <w:spacing w:after="0" w:afterAutospacing="0" w:before="0" w:beforeAutospacing="0" w:lineRule="auto"/>
+        <w:spacing w:after="80" w:afterAutospacing="0" w:before="0" w:beforeAutospacing="0" w:lineRule="auto" w:line="252"/>
         <w:ind w:left="720" w:hanging="360"/>
       </w:pPr>
       <w:r>
         <w:rPr>
+          <w:rFonts w:ascii="Arial" w:hAnsi="Arial" w:eastAsia="Arial" w:cs="Arial"/>
+          <w:color w:val="111111"/>
           <w:rtl w:val="0"/>
         </w:rPr>
         <w:t xml:space="preserve">Data or observations</w:t>
@@ -705,15 +942,19 @@
     </w:p>
     <w:p>
       <w:pPr>
+        <w:keepNext w:val="0"/>
+        <w:widowControl/>
         <w:numPr>
           <w:ilvl w:val="0"/>
           <w:numId w:val="101"/>
         </w:numPr>
-        <w:spacing w:after="0" w:afterAutospacing="0" w:before="0" w:beforeAutospacing="0" w:lineRule="auto"/>
+        <w:spacing w:after="80" w:afterAutospacing="0" w:before="0" w:beforeAutospacing="0" w:lineRule="auto" w:line="252"/>
         <w:ind w:left="720" w:hanging="360"/>
       </w:pPr>
       <w:r>
         <w:rPr>
+          <w:rFonts w:ascii="Arial" w:hAnsi="Arial" w:eastAsia="Arial" w:cs="Arial"/>
+          <w:color w:val="111111"/>
           <w:rtl w:val="0"/>
         </w:rPr>
         <w:t xml:space="preserve">Problems or unexpected events</w:t>
@@ -721,15 +962,19 @@
     </w:p>
     <w:p>
       <w:pPr>
+        <w:keepNext w:val="0"/>
+        <w:widowControl/>
         <w:numPr>
           <w:ilvl w:val="0"/>
           <w:numId w:val="101"/>
         </w:numPr>
-        <w:spacing w:after="0" w:afterAutospacing="0" w:before="0" w:beforeAutospacing="0" w:lineRule="auto"/>
+        <w:spacing w:after="80" w:afterAutospacing="0" w:before="0" w:beforeAutospacing="0" w:lineRule="auto" w:line="252"/>
         <w:ind w:left="720" w:hanging="360"/>
       </w:pPr>
       <w:r>
         <w:rPr>
+          <w:rFonts w:ascii="Arial" w:hAnsi="Arial" w:eastAsia="Arial" w:cs="Arial"/>
+          <w:color w:val="111111"/>
           <w:rtl w:val="0"/>
         </w:rPr>
         <w:t xml:space="preserve">Decisions or changes made</w:t>
@@ -737,15 +982,19 @@
     </w:p>
     <w:p>
       <w:pPr>
+        <w:keepNext w:val="0"/>
+        <w:widowControl/>
         <w:numPr>
           <w:ilvl w:val="0"/>
           <w:numId w:val="101"/>
         </w:numPr>
-        <w:spacing w:after="240" w:before="0" w:beforeAutospacing="0" w:lineRule="auto"/>
+        <w:spacing w:after="80" w:before="0" w:beforeAutospacing="0" w:lineRule="auto" w:line="252"/>
         <w:ind w:left="720" w:hanging="360"/>
       </w:pPr>
       <w:r>
         <w:rPr>
+          <w:rFonts w:ascii="Arial" w:hAnsi="Arial" w:eastAsia="Arial" w:cs="Arial"/>
+          <w:color w:val="111111"/>
           <w:rtl w:val="0"/>
         </w:rPr>
         <w:t xml:space="preserve">Next steps</w:t>
@@ -753,11 +1002,17 @@
     </w:p>
     <w:p>
       <w:pPr>
-        <w:spacing w:after="240" w:before="240" w:lineRule="auto"/>
-        <w:rPr/>
+        <w:keepNext w:val="0"/>
+        <w:widowControl/>
+        <w:spacing w:after="80" w:before="0" w:lineRule="auto" w:line="252"/>
+        <w:rPr>
+          <w:rFonts w:ascii="Arial" w:hAnsi="Arial" w:eastAsia="Arial" w:cs="Arial"/>
+        </w:rPr>
       </w:pPr>
       <w:r>
         <w:rPr>
+          <w:rFonts w:ascii="Arial" w:hAnsi="Arial" w:eastAsia="Arial" w:cs="Arial"/>
+          <w:color w:val="111111"/>
           <w:rtl w:val="0"/>
         </w:rPr>
         <w:t xml:space="preserve">Emphasize that the journal should document what actually happened, not what was supposed to happen.</w:t>
@@ -766,13 +1021,14 @@
     <w:p>
       <w:pPr>
         <w:pStyle w:val="Heading3"/>
-        <w:keepNext w:val="0"/>
+        <w:keepNext/>
         <w:keepLines w:val="0"/>
-        <w:spacing w:before="280" w:lineRule="auto"/>
+        <w:widowControl/>
+        <w:spacing w:before="140" w:lineRule="auto" w:after="40" w:line="240"/>
         <w:rPr>
+          <w:rFonts w:ascii="Arial" w:hAnsi="Arial" w:eastAsia="Arial" w:cs="Arial"/>
           <w:b w:val="1"/>
           <w:bCs w:val="1"/>
-          <w:color w:val="000000"/>
           <w:sz w:val="26"/>
           <w:szCs w:val="26"/>
         </w:rPr>
@@ -781,9 +1037,10 @@
       <w:bookmarkEnd w:id="19"/>
       <w:r>
         <w:rPr>
-          <w:b w:val="1"/>
+          <w:rFonts w:ascii="Arial" w:hAnsi="Arial" w:eastAsia="Arial" w:cs="Arial"/>
+          <w:b/>
           <w:bCs w:val="1"/>
-          <w:color w:val="000000"/>
+          <w:color w:val="111111"/>
           <w:sz w:val="26"/>
           <w:szCs w:val="26"/>
           <w:rtl w:val="0"/>
@@ -793,11 +1050,17 @@
     </w:p>
     <w:p>
       <w:pPr>
-        <w:spacing w:after="240" w:before="240" w:lineRule="auto"/>
-        <w:rPr/>
+        <w:keepNext w:val="0"/>
+        <w:widowControl/>
+        <w:spacing w:after="80" w:before="0" w:lineRule="auto" w:line="252"/>
+        <w:rPr>
+          <w:rFonts w:ascii="Arial" w:hAnsi="Arial" w:eastAsia="Arial" w:cs="Arial"/>
+        </w:rPr>
       </w:pPr>
       <w:r>
         <w:rPr>
+          <w:rFonts w:ascii="Arial" w:hAnsi="Arial" w:eastAsia="Arial" w:cs="Arial"/>
+          <w:color w:val="111111"/>
           <w:rtl w:val="0"/>
         </w:rPr>
         <w:t xml:space="preserve">Students finalize Student Handout 1 and prepare materials for the pilot test.</w:t>
@@ -805,11 +1068,17 @@
     </w:p>
     <w:p>
       <w:pPr>
-        <w:spacing w:after="240" w:before="240" w:lineRule="auto"/>
-        <w:rPr/>
+        <w:keepNext w:val="0"/>
+        <w:widowControl/>
+        <w:spacing w:after="80" w:before="0" w:lineRule="auto" w:line="252"/>
+        <w:rPr>
+          <w:rFonts w:ascii="Arial" w:hAnsi="Arial" w:eastAsia="Arial" w:cs="Arial"/>
+        </w:rPr>
       </w:pPr>
       <w:r>
         <w:rPr>
+          <w:rFonts w:ascii="Arial" w:hAnsi="Arial" w:eastAsia="Arial" w:cs="Arial"/>
+          <w:color w:val="111111"/>
           <w:rtl w:val="0"/>
         </w:rPr>
         <w:t xml:space="preserve">Before testing begins, each student completes Appendix C: Safety Check Before Testing.</w:t>
@@ -817,11 +1086,17 @@
     </w:p>
     <w:p>
       <w:pPr>
-        <w:spacing w:after="240" w:before="240" w:lineRule="auto"/>
-        <w:rPr/>
+        <w:keepNext w:val="0"/>
+        <w:widowControl/>
+        <w:spacing w:after="80" w:before="0" w:lineRule="auto" w:line="252"/>
+        <w:rPr>
+          <w:rFonts w:ascii="Arial" w:hAnsi="Arial" w:eastAsia="Arial" w:cs="Arial"/>
+        </w:rPr>
       </w:pPr>
       <w:r>
         <w:rPr>
+          <w:rFonts w:ascii="Arial" w:hAnsi="Arial" w:eastAsia="Arial" w:cs="Arial"/>
+          <w:color w:val="111111"/>
           <w:rtl w:val="0"/>
         </w:rPr>
         <w:t xml:space="preserve">Teacher should verify:</w:t>
@@ -829,15 +1104,19 @@
     </w:p>
     <w:p>
       <w:pPr>
+        <w:keepNext w:val="0"/>
+        <w:widowControl/>
         <w:numPr>
           <w:ilvl w:val="0"/>
           <w:numId w:val="19"/>
         </w:numPr>
-        <w:spacing w:after="0" w:afterAutospacing="0" w:before="240" w:lineRule="auto"/>
+        <w:spacing w:after="80" w:afterAutospacing="0" w:before="0" w:lineRule="auto" w:line="252"/>
         <w:ind w:left="720" w:hanging="360"/>
       </w:pPr>
       <w:r>
         <w:rPr>
+          <w:rFonts w:ascii="Arial" w:hAnsi="Arial" w:eastAsia="Arial" w:cs="Arial"/>
+          <w:color w:val="111111"/>
           <w:rtl w:val="0"/>
         </w:rPr>
         <w:t xml:space="preserve">Approval status</w:t>
@@ -845,15 +1124,19 @@
     </w:p>
     <w:p>
       <w:pPr>
+        <w:keepNext w:val="0"/>
+        <w:widowControl/>
         <w:numPr>
           <w:ilvl w:val="0"/>
           <w:numId w:val="19"/>
         </w:numPr>
-        <w:spacing w:after="0" w:afterAutospacing="0" w:before="0" w:beforeAutospacing="0" w:lineRule="auto"/>
+        <w:spacing w:after="80" w:afterAutospacing="0" w:before="0" w:beforeAutospacing="0" w:lineRule="auto" w:line="252"/>
         <w:ind w:left="720" w:hanging="360"/>
       </w:pPr>
       <w:r>
         <w:rPr>
+          <w:rFonts w:ascii="Arial" w:hAnsi="Arial" w:eastAsia="Arial" w:cs="Arial"/>
+          <w:color w:val="111111"/>
           <w:rtl w:val="0"/>
         </w:rPr>
         <w:t xml:space="preserve">Materials and equipment</w:t>
@@ -861,15 +1144,19 @@
     </w:p>
     <w:p>
       <w:pPr>
+        <w:keepNext w:val="0"/>
+        <w:widowControl/>
         <w:numPr>
           <w:ilvl w:val="0"/>
           <w:numId w:val="19"/>
         </w:numPr>
-        <w:spacing w:after="0" w:afterAutospacing="0" w:before="0" w:beforeAutospacing="0" w:lineRule="auto"/>
+        <w:spacing w:after="80" w:afterAutospacing="0" w:before="0" w:beforeAutospacing="0" w:lineRule="auto" w:line="252"/>
         <w:ind w:left="720" w:hanging="360"/>
       </w:pPr>
       <w:r>
         <w:rPr>
+          <w:rFonts w:ascii="Arial" w:hAnsi="Arial" w:eastAsia="Arial" w:cs="Arial"/>
+          <w:color w:val="111111"/>
           <w:rtl w:val="0"/>
         </w:rPr>
         <w:t xml:space="preserve">PPE</w:t>
@@ -877,15 +1164,19 @@
     </w:p>
     <w:p>
       <w:pPr>
+        <w:keepNext w:val="0"/>
+        <w:widowControl/>
         <w:numPr>
           <w:ilvl w:val="0"/>
           <w:numId w:val="19"/>
         </w:numPr>
-        <w:spacing w:after="0" w:afterAutospacing="0" w:before="0" w:beforeAutospacing="0" w:lineRule="auto"/>
+        <w:spacing w:after="80" w:afterAutospacing="0" w:before="0" w:beforeAutospacing="0" w:lineRule="auto" w:line="252"/>
         <w:ind w:left="720" w:hanging="360"/>
       </w:pPr>
       <w:r>
         <w:rPr>
+          <w:rFonts w:ascii="Arial" w:hAnsi="Arial" w:eastAsia="Arial" w:cs="Arial"/>
+          <w:color w:val="111111"/>
           <w:rtl w:val="0"/>
         </w:rPr>
         <w:t xml:space="preserve">Supervision needs</w:t>
@@ -893,15 +1184,19 @@
     </w:p>
     <w:p>
       <w:pPr>
+        <w:keepNext w:val="0"/>
+        <w:widowControl/>
         <w:numPr>
           <w:ilvl w:val="0"/>
           <w:numId w:val="19"/>
         </w:numPr>
-        <w:spacing w:after="0" w:afterAutospacing="0" w:before="0" w:beforeAutospacing="0" w:lineRule="auto"/>
+        <w:spacing w:after="80" w:afterAutospacing="0" w:before="0" w:beforeAutospacing="0" w:lineRule="auto" w:line="252"/>
         <w:ind w:left="720" w:hanging="360"/>
       </w:pPr>
       <w:r>
         <w:rPr>
+          <w:rFonts w:ascii="Arial" w:hAnsi="Arial" w:eastAsia="Arial" w:cs="Arial"/>
+          <w:color w:val="111111"/>
           <w:rtl w:val="0"/>
         </w:rPr>
         <w:t xml:space="preserve">Data table readiness</w:t>
@@ -909,15 +1204,19 @@
     </w:p>
     <w:p>
       <w:pPr>
+        <w:keepNext w:val="0"/>
+        <w:widowControl/>
         <w:numPr>
           <w:ilvl w:val="0"/>
           <w:numId w:val="19"/>
         </w:numPr>
-        <w:spacing w:after="240" w:before="0" w:beforeAutospacing="0" w:lineRule="auto"/>
+        <w:spacing w:after="80" w:before="0" w:beforeAutospacing="0" w:lineRule="auto" w:line="252"/>
         <w:ind w:left="720" w:hanging="360"/>
       </w:pPr>
       <w:r>
         <w:rPr>
+          <w:rFonts w:ascii="Arial" w:hAnsi="Arial" w:eastAsia="Arial" w:cs="Arial"/>
+          <w:color w:val="111111"/>
           <w:rtl w:val="0"/>
         </w:rPr>
         <w:t xml:space="preserve">Cleanup or reset plan</w:t>
@@ -926,13 +1225,14 @@
     <w:p>
       <w:pPr>
         <w:pStyle w:val="Heading3"/>
-        <w:keepNext w:val="0"/>
+        <w:keepNext/>
         <w:keepLines w:val="0"/>
-        <w:spacing w:before="280" w:lineRule="auto"/>
+        <w:widowControl/>
+        <w:spacing w:before="140" w:lineRule="auto" w:after="40" w:line="240"/>
         <w:rPr>
+          <w:rFonts w:ascii="Arial" w:hAnsi="Arial" w:eastAsia="Arial" w:cs="Arial"/>
           <w:b w:val="1"/>
           <w:bCs w:val="1"/>
-          <w:color w:val="000000"/>
           <w:sz w:val="26"/>
           <w:szCs w:val="26"/>
         </w:rPr>
@@ -941,9 +1241,10 @@
       <w:bookmarkEnd w:id="20"/>
       <w:r>
         <w:rPr>
-          <w:b w:val="1"/>
+          <w:rFonts w:ascii="Arial" w:hAnsi="Arial" w:eastAsia="Arial" w:cs="Arial"/>
+          <w:b/>
           <w:bCs w:val="1"/>
-          <w:color w:val="000000"/>
+          <w:color w:val="111111"/>
           <w:sz w:val="26"/>
           <w:szCs w:val="26"/>
           <w:rtl w:val="0"/>
@@ -953,11 +1254,17 @@
     </w:p>
     <w:p>
       <w:pPr>
-        <w:spacing w:after="240" w:before="240" w:lineRule="auto"/>
-        <w:rPr/>
+        <w:keepNext w:val="0"/>
+        <w:widowControl/>
+        <w:spacing w:after="80" w:before="0" w:lineRule="auto" w:line="252"/>
+        <w:rPr>
+          <w:rFonts w:ascii="Arial" w:hAnsi="Arial" w:eastAsia="Arial" w:cs="Arial"/>
+        </w:rPr>
       </w:pPr>
       <w:r>
         <w:rPr>
+          <w:rFonts w:ascii="Arial" w:hAnsi="Arial" w:eastAsia="Arial" w:cs="Arial"/>
+          <w:color w:val="111111"/>
           <w:rtl w:val="0"/>
         </w:rPr>
         <w:t xml:space="preserve">Students conduct their first pilot test if approved.</w:t>
@@ -965,11 +1272,17 @@
     </w:p>
     <w:p>
       <w:pPr>
-        <w:spacing w:after="240" w:before="240" w:lineRule="auto"/>
-        <w:rPr/>
+        <w:keepNext w:val="0"/>
+        <w:widowControl/>
+        <w:spacing w:after="80" w:before="0" w:lineRule="auto" w:line="252"/>
+        <w:rPr>
+          <w:rFonts w:ascii="Arial" w:hAnsi="Arial" w:eastAsia="Arial" w:cs="Arial"/>
+        </w:rPr>
       </w:pPr>
       <w:r>
         <w:rPr>
+          <w:rFonts w:ascii="Arial" w:hAnsi="Arial" w:eastAsia="Arial" w:cs="Arial"/>
+          <w:color w:val="111111"/>
           <w:rtl w:val="0"/>
         </w:rPr>
         <w:t xml:space="preserve">Students must complete a research journal entry during or immediately after testing.</w:t>
@@ -977,11 +1290,17 @@
     </w:p>
     <w:p>
       <w:pPr>
-        <w:spacing w:after="240" w:before="240" w:lineRule="auto"/>
-        <w:rPr/>
+        <w:keepNext w:val="0"/>
+        <w:widowControl/>
+        <w:spacing w:after="80" w:before="0" w:lineRule="auto" w:line="252"/>
+        <w:rPr>
+          <w:rFonts w:ascii="Arial" w:hAnsi="Arial" w:eastAsia="Arial" w:cs="Arial"/>
+        </w:rPr>
       </w:pPr>
       <w:r>
         <w:rPr>
+          <w:rFonts w:ascii="Arial" w:hAnsi="Arial" w:eastAsia="Arial" w:cs="Arial"/>
+          <w:color w:val="111111"/>
           <w:rtl w:val="0"/>
         </w:rPr>
         <w:t xml:space="preserve">Teacher circulates and asks:</w:t>
@@ -989,15 +1308,19 @@
     </w:p>
     <w:p>
       <w:pPr>
+        <w:keepNext w:val="0"/>
+        <w:widowControl/>
         <w:numPr>
           <w:ilvl w:val="0"/>
           <w:numId w:val="109"/>
         </w:numPr>
-        <w:spacing w:after="0" w:afterAutospacing="0" w:before="240" w:lineRule="auto"/>
+        <w:spacing w:after="80" w:afterAutospacing="0" w:before="0" w:lineRule="auto" w:line="252"/>
         <w:ind w:left="720" w:hanging="360"/>
       </w:pPr>
       <w:r>
         <w:rPr>
+          <w:rFonts w:ascii="Arial" w:hAnsi="Arial" w:eastAsia="Arial" w:cs="Arial"/>
+          <w:color w:val="111111"/>
           <w:rtl w:val="0"/>
         </w:rPr>
         <w:t xml:space="preserve">What are you testing today?</w:t>
@@ -1005,15 +1328,19 @@
     </w:p>
     <w:p>
       <w:pPr>
+        <w:keepNext w:val="0"/>
+        <w:widowControl/>
         <w:numPr>
           <w:ilvl w:val="0"/>
           <w:numId w:val="109"/>
         </w:numPr>
-        <w:spacing w:after="0" w:afterAutospacing="0" w:before="0" w:beforeAutospacing="0" w:lineRule="auto"/>
+        <w:spacing w:after="80" w:afterAutospacing="0" w:before="0" w:beforeAutospacing="0" w:lineRule="auto" w:line="252"/>
         <w:ind w:left="720" w:hanging="360"/>
       </w:pPr>
       <w:r>
         <w:rPr>
+          <w:rFonts w:ascii="Arial" w:hAnsi="Arial" w:eastAsia="Arial" w:cs="Arial"/>
+          <w:color w:val="111111"/>
           <w:rtl w:val="0"/>
         </w:rPr>
         <w:t xml:space="preserve">What will tell you whether this method works?</w:t>
@@ -1021,15 +1348,19 @@
     </w:p>
     <w:p>
       <w:pPr>
+        <w:keepNext w:val="0"/>
+        <w:widowControl/>
         <w:numPr>
           <w:ilvl w:val="0"/>
           <w:numId w:val="109"/>
         </w:numPr>
-        <w:spacing w:after="0" w:afterAutospacing="0" w:before="0" w:beforeAutospacing="0" w:lineRule="auto"/>
+        <w:spacing w:after="80" w:afterAutospacing="0" w:before="0" w:beforeAutospacing="0" w:lineRule="auto" w:line="252"/>
         <w:ind w:left="720" w:hanging="360"/>
       </w:pPr>
       <w:r>
         <w:rPr>
+          <w:rFonts w:ascii="Arial" w:hAnsi="Arial" w:eastAsia="Arial" w:cs="Arial"/>
+          <w:color w:val="111111"/>
           <w:rtl w:val="0"/>
         </w:rPr>
         <w:t xml:space="preserve">What data are you recording?</w:t>
@@ -1037,15 +1368,19 @@
     </w:p>
     <w:p>
       <w:pPr>
+        <w:keepNext w:val="0"/>
+        <w:widowControl/>
         <w:numPr>
           <w:ilvl w:val="0"/>
           <w:numId w:val="109"/>
         </w:numPr>
-        <w:spacing w:after="0" w:afterAutospacing="0" w:before="0" w:beforeAutospacing="0" w:lineRule="auto"/>
+        <w:spacing w:after="80" w:afterAutospacing="0" w:before="0" w:beforeAutospacing="0" w:lineRule="auto" w:line="252"/>
         <w:ind w:left="720" w:hanging="360"/>
       </w:pPr>
       <w:r>
         <w:rPr>
+          <w:rFonts w:ascii="Arial" w:hAnsi="Arial" w:eastAsia="Arial" w:cs="Arial"/>
+          <w:color w:val="111111"/>
           <w:rtl w:val="0"/>
         </w:rPr>
         <w:t xml:space="preserve">What has already changed from your plan?</w:t>
@@ -1053,15 +1388,19 @@
     </w:p>
     <w:p>
       <w:pPr>
+        <w:keepNext w:val="0"/>
+        <w:widowControl/>
         <w:numPr>
           <w:ilvl w:val="0"/>
           <w:numId w:val="109"/>
         </w:numPr>
-        <w:spacing w:after="240" w:before="0" w:beforeAutospacing="0" w:lineRule="auto"/>
+        <w:spacing w:after="80" w:before="0" w:beforeAutospacing="0" w:lineRule="auto" w:line="252"/>
         <w:ind w:left="720" w:hanging="360"/>
       </w:pPr>
       <w:r>
         <w:rPr>
+          <w:rFonts w:ascii="Arial" w:hAnsi="Arial" w:eastAsia="Arial" w:cs="Arial"/>
+          <w:color w:val="111111"/>
           <w:rtl w:val="0"/>
         </w:rPr>
         <w:t xml:space="preserve">Is anything unsafe, unclear, or inconsistent?</w:t>
@@ -1070,13 +1409,14 @@
     <w:p>
       <w:pPr>
         <w:pStyle w:val="Heading3"/>
-        <w:keepNext w:val="0"/>
+        <w:keepNext/>
         <w:keepLines w:val="0"/>
-        <w:spacing w:before="280" w:lineRule="auto"/>
+        <w:widowControl/>
+        <w:spacing w:before="140" w:lineRule="auto" w:after="40" w:line="240"/>
         <w:rPr>
+          <w:rFonts w:ascii="Arial" w:hAnsi="Arial" w:eastAsia="Arial" w:cs="Arial"/>
           <w:b w:val="1"/>
           <w:bCs w:val="1"/>
-          <w:color w:val="000000"/>
           <w:sz w:val="26"/>
           <w:szCs w:val="26"/>
         </w:rPr>
@@ -1085,9 +1425,10 @@
       <w:bookmarkEnd w:id="21"/>
       <w:r>
         <w:rPr>
-          <w:b w:val="1"/>
+          <w:rFonts w:ascii="Arial" w:hAnsi="Arial" w:eastAsia="Arial" w:cs="Arial"/>
+          <w:b/>
           <w:bCs w:val="1"/>
-          <w:color w:val="000000"/>
+          <w:color w:val="111111"/>
           <w:sz w:val="26"/>
           <w:szCs w:val="26"/>
           <w:rtl w:val="0"/>
@@ -1097,11 +1438,17 @@
     </w:p>
     <w:p>
       <w:pPr>
-        <w:spacing w:after="240" w:before="240" w:lineRule="auto"/>
-        <w:rPr/>
+        <w:keepNext w:val="0"/>
+        <w:widowControl/>
+        <w:spacing w:after="80" w:before="0" w:lineRule="auto" w:line="252"/>
+        <w:rPr>
+          <w:rFonts w:ascii="Arial" w:hAnsi="Arial" w:eastAsia="Arial" w:cs="Arial"/>
+        </w:rPr>
       </w:pPr>
       <w:r>
         <w:rPr>
+          <w:rFonts w:ascii="Arial" w:hAnsi="Arial" w:eastAsia="Arial" w:cs="Arial"/>
+          <w:color w:val="111111"/>
           <w:rtl w:val="0"/>
         </w:rPr>
         <w:t xml:space="preserve">Students review their first pilot test and complete the reflection portion of Student Handout 1.</w:t>
@@ -1109,11 +1456,17 @@
     </w:p>
     <w:p>
       <w:pPr>
-        <w:spacing w:after="240" w:before="240" w:lineRule="auto"/>
-        <w:rPr/>
+        <w:keepNext w:val="0"/>
+        <w:widowControl/>
+        <w:spacing w:after="80" w:before="0" w:lineRule="auto" w:line="252"/>
+        <w:rPr>
+          <w:rFonts w:ascii="Arial" w:hAnsi="Arial" w:eastAsia="Arial" w:cs="Arial"/>
+        </w:rPr>
       </w:pPr>
       <w:r>
         <w:rPr>
+          <w:rFonts w:ascii="Arial" w:hAnsi="Arial" w:eastAsia="Arial" w:cs="Arial"/>
+          <w:color w:val="111111"/>
           <w:rtl w:val="0"/>
         </w:rPr>
         <w:t xml:space="preserve">They should identify:</w:t>
@@ -1121,15 +1474,19 @@
     </w:p>
     <w:p>
       <w:pPr>
+        <w:keepNext w:val="0"/>
+        <w:widowControl/>
         <w:numPr>
           <w:ilvl w:val="0"/>
           <w:numId w:val="9"/>
         </w:numPr>
-        <w:spacing w:after="0" w:afterAutospacing="0" w:before="240" w:lineRule="auto"/>
+        <w:spacing w:after="80" w:afterAutospacing="0" w:before="0" w:lineRule="auto" w:line="252"/>
         <w:ind w:left="720" w:hanging="360"/>
       </w:pPr>
       <w:r>
         <w:rPr>
+          <w:rFonts w:ascii="Arial" w:hAnsi="Arial" w:eastAsia="Arial" w:cs="Arial"/>
+          <w:color w:val="111111"/>
           <w:rtl w:val="0"/>
         </w:rPr>
         <w:t xml:space="preserve">What worked</w:t>
@@ -1137,15 +1494,19 @@
     </w:p>
     <w:p>
       <w:pPr>
+        <w:keepNext w:val="0"/>
+        <w:widowControl/>
         <w:numPr>
           <w:ilvl w:val="0"/>
           <w:numId w:val="9"/>
         </w:numPr>
-        <w:spacing w:after="0" w:afterAutospacing="0" w:before="0" w:beforeAutospacing="0" w:lineRule="auto"/>
+        <w:spacing w:after="80" w:afterAutospacing="0" w:before="0" w:beforeAutospacing="0" w:lineRule="auto" w:line="252"/>
         <w:ind w:left="720" w:hanging="360"/>
       </w:pPr>
       <w:r>
         <w:rPr>
+          <w:rFonts w:ascii="Arial" w:hAnsi="Arial" w:eastAsia="Arial" w:cs="Arial"/>
+          <w:color w:val="111111"/>
           <w:rtl w:val="0"/>
         </w:rPr>
         <w:t xml:space="preserve">What did not work</w:t>
@@ -1153,15 +1514,19 @@
     </w:p>
     <w:p>
       <w:pPr>
+        <w:keepNext w:val="0"/>
+        <w:widowControl/>
         <w:numPr>
           <w:ilvl w:val="0"/>
           <w:numId w:val="9"/>
         </w:numPr>
-        <w:spacing w:after="0" w:afterAutospacing="0" w:before="0" w:beforeAutospacing="0" w:lineRule="auto"/>
+        <w:spacing w:after="80" w:afterAutospacing="0" w:before="0" w:beforeAutospacing="0" w:lineRule="auto" w:line="252"/>
         <w:ind w:left="720" w:hanging="360"/>
       </w:pPr>
       <w:r>
         <w:rPr>
+          <w:rFonts w:ascii="Arial" w:hAnsi="Arial" w:eastAsia="Arial" w:cs="Arial"/>
+          <w:color w:val="111111"/>
           <w:rtl w:val="0"/>
         </w:rPr>
         <w:t xml:space="preserve">What needs to be changed</w:t>
@@ -1169,15 +1534,19 @@
     </w:p>
     <w:p>
       <w:pPr>
+        <w:keepNext w:val="0"/>
+        <w:widowControl/>
         <w:numPr>
           <w:ilvl w:val="0"/>
           <w:numId w:val="9"/>
         </w:numPr>
-        <w:spacing w:after="0" w:afterAutospacing="0" w:before="0" w:beforeAutospacing="0" w:lineRule="auto"/>
+        <w:spacing w:after="80" w:afterAutospacing="0" w:before="0" w:beforeAutospacing="0" w:lineRule="auto" w:line="252"/>
         <w:ind w:left="720" w:hanging="360"/>
       </w:pPr>
       <w:r>
         <w:rPr>
+          <w:rFonts w:ascii="Arial" w:hAnsi="Arial" w:eastAsia="Arial" w:cs="Arial"/>
+          <w:color w:val="111111"/>
           <w:rtl w:val="0"/>
         </w:rPr>
         <w:t xml:space="preserve">Whether the data table captured the needed information</w:t>
@@ -1185,15 +1554,19 @@
     </w:p>
     <w:p>
       <w:pPr>
+        <w:keepNext w:val="0"/>
+        <w:widowControl/>
         <w:numPr>
           <w:ilvl w:val="0"/>
           <w:numId w:val="9"/>
         </w:numPr>
-        <w:spacing w:after="0" w:afterAutospacing="0" w:before="0" w:beforeAutospacing="0" w:lineRule="auto"/>
+        <w:spacing w:after="80" w:afterAutospacing="0" w:before="0" w:beforeAutospacing="0" w:lineRule="auto" w:line="252"/>
         <w:ind w:left="720" w:hanging="360"/>
       </w:pPr>
       <w:r>
         <w:rPr>
+          <w:rFonts w:ascii="Arial" w:hAnsi="Arial" w:eastAsia="Arial" w:cs="Arial"/>
+          <w:color w:val="111111"/>
           <w:rtl w:val="0"/>
         </w:rPr>
         <w:t xml:space="preserve">Whether the measurement method was reliable</w:t>
@@ -1201,15 +1574,19 @@
     </w:p>
     <w:p>
       <w:pPr>
+        <w:keepNext w:val="0"/>
+        <w:widowControl/>
         <w:numPr>
           <w:ilvl w:val="0"/>
           <w:numId w:val="9"/>
         </w:numPr>
-        <w:spacing w:after="240" w:before="0" w:beforeAutospacing="0" w:lineRule="auto"/>
+        <w:spacing w:after="80" w:before="0" w:beforeAutospacing="0" w:lineRule="auto" w:line="252"/>
         <w:ind w:left="720" w:hanging="360"/>
       </w:pPr>
       <w:r>
         <w:rPr>
+          <w:rFonts w:ascii="Arial" w:hAnsi="Arial" w:eastAsia="Arial" w:cs="Arial"/>
+          <w:color w:val="111111"/>
           <w:rtl w:val="0"/>
         </w:rPr>
         <w:t xml:space="preserve">Whether the procedure is ready for more testing</w:t>
@@ -1218,10 +1595,12 @@
     <w:p>
       <w:pPr>
         <w:pStyle w:val="Heading2"/>
-        <w:keepNext w:val="0"/>
+        <w:keepNext/>
         <w:keepLines w:val="0"/>
-        <w:spacing w:after="80" w:lineRule="auto"/>
+        <w:widowControl/>
+        <w:spacing w:after="80" w:lineRule="auto" w:before="220" w:line="240"/>
         <w:rPr>
+          <w:rFonts w:ascii="Arial" w:hAnsi="Arial" w:eastAsia="Arial" w:cs="Arial"/>
           <w:b w:val="1"/>
           <w:bCs w:val="1"/>
           <w:sz w:val="34"/>
@@ -1232,8 +1611,10 @@
       <w:bookmarkEnd w:id="22"/>
       <w:r>
         <w:rPr>
-          <w:b w:val="1"/>
+          <w:rFonts w:ascii="Arial" w:hAnsi="Arial" w:eastAsia="Arial" w:cs="Arial"/>
+          <w:b/>
           <w:bCs w:val="1"/>
+          <w:color w:val="E31B23"/>
           <w:sz w:val="34"/>
           <w:szCs w:val="34"/>
           <w:rtl w:val="0"/>
@@ -1243,15 +1624,20 @@
     </w:p>
     <w:p>
       <w:pPr>
+        <w:keepNext w:val="0"/>
+        <w:widowControl/>
         <w:numPr>
           <w:ilvl w:val="0"/>
-          <w:numId w:val="46"/>
+          <w:numId w:val="123"/>
         </w:numPr>
-        <w:spacing w:after="0" w:afterAutospacing="0" w:before="240" w:lineRule="auto"/>
-        <w:ind w:left="720" w:hanging="360"/>
+        <w:pStyle w:val="ListBullet"/>
+        <w:spacing w:after="40" w:afterAutospacing="0" w:before="0" w:lineRule="auto" w:line="252"/>
+        <w:ind/>
       </w:pPr>
       <w:r>
         <w:rPr>
+          <w:rFonts w:ascii="Arial" w:hAnsi="Arial" w:eastAsia="Arial" w:cs="Arial"/>
+          <w:color w:val="111111"/>
           <w:rtl w:val="0"/>
         </w:rPr>
         <w:t xml:space="preserve">Pilot test plan</w:t>
@@ -1259,15 +1645,20 @@
     </w:p>
     <w:p>
       <w:pPr>
+        <w:keepNext w:val="0"/>
+        <w:widowControl/>
         <w:numPr>
           <w:ilvl w:val="0"/>
-          <w:numId w:val="46"/>
+          <w:numId w:val="123"/>
         </w:numPr>
-        <w:spacing w:after="0" w:afterAutospacing="0" w:before="0" w:beforeAutospacing="0" w:lineRule="auto"/>
-        <w:ind w:left="720" w:hanging="360"/>
+        <w:pStyle w:val="ListBullet"/>
+        <w:spacing w:after="40" w:afterAutospacing="0" w:before="0" w:beforeAutospacing="0" w:lineRule="auto" w:line="252"/>
+        <w:ind/>
       </w:pPr>
       <w:r>
         <w:rPr>
+          <w:rFonts w:ascii="Arial" w:hAnsi="Arial" w:eastAsia="Arial" w:cs="Arial"/>
+          <w:color w:val="111111"/>
           <w:rtl w:val="0"/>
         </w:rPr>
         <w:t xml:space="preserve">Research journal setup</w:t>
@@ -1275,15 +1666,20 @@
     </w:p>
     <w:p>
       <w:pPr>
+        <w:keepNext w:val="0"/>
+        <w:widowControl/>
         <w:numPr>
           <w:ilvl w:val="0"/>
-          <w:numId w:val="46"/>
+          <w:numId w:val="123"/>
         </w:numPr>
-        <w:spacing w:after="0" w:afterAutospacing="0" w:before="0" w:beforeAutospacing="0" w:lineRule="auto"/>
-        <w:ind w:left="720" w:hanging="360"/>
+        <w:pStyle w:val="ListBullet"/>
+        <w:spacing w:after="40" w:afterAutospacing="0" w:before="0" w:beforeAutospacing="0" w:lineRule="auto" w:line="252"/>
+        <w:ind/>
       </w:pPr>
       <w:r>
         <w:rPr>
+          <w:rFonts w:ascii="Arial" w:hAnsi="Arial" w:eastAsia="Arial" w:cs="Arial"/>
+          <w:color w:val="111111"/>
           <w:rtl w:val="0"/>
         </w:rPr>
         <w:t xml:space="preserve">At least two research journal entries</w:t>
@@ -1291,15 +1687,20 @@
     </w:p>
     <w:p>
       <w:pPr>
+        <w:keepNext w:val="0"/>
+        <w:widowControl/>
         <w:numPr>
           <w:ilvl w:val="0"/>
-          <w:numId w:val="46"/>
+          <w:numId w:val="123"/>
         </w:numPr>
-        <w:spacing w:after="0" w:afterAutospacing="0" w:before="0" w:beforeAutospacing="0" w:lineRule="auto"/>
-        <w:ind w:left="720" w:hanging="360"/>
+        <w:pStyle w:val="ListBullet"/>
+        <w:spacing w:after="40" w:afterAutospacing="0" w:before="0" w:beforeAutospacing="0" w:lineRule="auto" w:line="252"/>
+        <w:ind/>
       </w:pPr>
       <w:r>
         <w:rPr>
+          <w:rFonts w:ascii="Arial" w:hAnsi="Arial" w:eastAsia="Arial" w:cs="Arial"/>
+          <w:color w:val="111111"/>
           <w:rtl w:val="0"/>
         </w:rPr>
         <w:t xml:space="preserve">Pilot test reflection</w:t>
@@ -1307,15 +1708,20 @@
     </w:p>
     <w:p>
       <w:pPr>
+        <w:keepNext w:val="0"/>
+        <w:widowControl/>
         <w:numPr>
           <w:ilvl w:val="0"/>
-          <w:numId w:val="46"/>
+          <w:numId w:val="123"/>
         </w:numPr>
-        <w:spacing w:after="240" w:before="0" w:beforeAutospacing="0" w:lineRule="auto"/>
-        <w:ind w:left="720" w:hanging="360"/>
+        <w:pStyle w:val="ListBullet"/>
+        <w:spacing w:after="40" w:before="0" w:beforeAutospacing="0" w:lineRule="auto" w:line="252"/>
+        <w:ind/>
       </w:pPr>
       <w:r>
         <w:rPr>
+          <w:rFonts w:ascii="Arial" w:hAnsi="Arial" w:eastAsia="Arial" w:cs="Arial"/>
+          <w:color w:val="111111"/>
           <w:rtl w:val="0"/>
         </w:rPr>
         <w:t xml:space="preserve">Safety check documentation</w:t>
@@ -1324,10 +1730,12 @@
     <w:p>
       <w:pPr>
         <w:pStyle w:val="Heading2"/>
-        <w:keepNext w:val="0"/>
+        <w:keepNext/>
         <w:keepLines w:val="0"/>
-        <w:spacing w:after="80" w:lineRule="auto"/>
+        <w:widowControl/>
+        <w:spacing w:after="80" w:lineRule="auto" w:before="220" w:line="240"/>
         <w:rPr>
+          <w:rFonts w:ascii="Arial" w:hAnsi="Arial" w:eastAsia="Arial" w:cs="Arial"/>
           <w:b w:val="1"/>
           <w:bCs w:val="1"/>
           <w:sz w:val="34"/>
@@ -1338,8 +1746,10 @@
       <w:bookmarkEnd w:id="23"/>
       <w:r>
         <w:rPr>
-          <w:b w:val="1"/>
+          <w:rFonts w:ascii="Arial" w:hAnsi="Arial" w:eastAsia="Arial" w:cs="Arial"/>
+          <w:b/>
           <w:bCs w:val="1"/>
+          <w:color w:val="E31B23"/>
           <w:sz w:val="34"/>
           <w:szCs w:val="34"/>
           <w:rtl w:val="0"/>
@@ -1349,38 +1759,72 @@
     </w:p>
     <w:p>
       <w:pPr>
-        <w:spacing w:after="240" w:before="240" w:lineRule="auto"/>
-        <w:rPr/>
+        <w:keepNext w:val="0"/>
+        <w:widowControl/>
+        <w:spacing w:after="80" w:before="0" w:lineRule="auto" w:line="252"/>
+        <w:rPr>
+          <w:rFonts w:ascii="Arial" w:hAnsi="Arial" w:eastAsia="Arial" w:cs="Arial"/>
+        </w:rPr>
       </w:pPr>
       <w:r>
         <w:rPr>
+          <w:rFonts w:ascii="Arial" w:hAnsi="Arial" w:eastAsia="Arial" w:cs="Arial"/>
+          <w:color w:val="111111"/>
           <w:rtl w:val="0"/>
         </w:rPr>
         <w:t xml:space="preserve">Some students will discover that their plan is not ready for testing. This is not a failure. Have them use Week 5 to revise procedures, build data tables, gather materials, or request approval. The key is that every student should be actively moving toward documented research readiness.</w:t>
       </w:r>
     </w:p>
-    <w:p>
-      <w:pPr>
-        <w:rPr/>
-      </w:pPr>
-      <w:r>
-        <w:pict>
-          <v:rect style="width:0.0pt;height:1.5pt" o:hr="t" o:hrstd="t" o:hralign="center" fillcolor="#A0A0A0" stroked="f"/>
-        </w:pict>
-      </w:r>
-      <w:r>
-        <w:rPr>
-          <w:rtl w:val="0"/>
-        </w:rPr>
-      </w:r>
-    </w:p>
     <w:sectPr>
-      <w:pgSz w:h="15840" w:w="12240" w:orient="portrait"/>
-      <w:pgMar w:bottom="1440" w:top="1440" w:left="1440" w:right="1440" w:header="720" w:footer="720"/>
+      <w:headerReference w:type="default" r:id="rId6"/>
+      <w:footerReference w:type="default" r:id="rId7"/>
+      <w:pgSz w:h="15840" w:w="12240"/>
+      <w:pgMar w:bottom="864" w:top="936" w:left="1080" w:right="1080" w:header="360" w:footer="432"/>
       <w:pgNumType w:start="1"/>
     </w:sectPr>
   </w:body>
 </w:document>
+</file>
+
+<file path=word/footer1.xml><?xml version="1.0" encoding="utf-8"?>
+<w:ftr xmlns:m="http://schemas.openxmlformats.org/officeDocument/2006/math" xmlns:mc="http://schemas.openxmlformats.org/markup-compatibility/2006" xmlns:mo="http://schemas.microsoft.com/office/mac/office/2008/main" xmlns:mv="urn:schemas-microsoft-com:mac:vml" xmlns:o="urn:schemas-microsoft-com:office:office" xmlns:r="http://schemas.openxmlformats.org/officeDocument/2006/relationships" xmlns:v="urn:schemas-microsoft-com:vml" xmlns:w10="urn:schemas-microsoft-com:office:word" xmlns:w14="http://schemas.microsoft.com/office/word/2010/wordml" xmlns:w="http://schemas.openxmlformats.org/wordprocessingml/2006/main" xmlns:wne="http://schemas.microsoft.com/office/word/2006/wordml" xmlns:wp14="http://schemas.microsoft.com/office/word/2010/wordprocessingDrawing" xmlns:wp="http://schemas.openxmlformats.org/drawingml/2006/wordprocessingDrawing" xmlns:wpc="http://schemas.microsoft.com/office/word/2010/wordprocessingCanvas" xmlns:wpg="http://schemas.microsoft.com/office/word/2010/wordprocessingGroup" xmlns:wpi="http://schemas.microsoft.com/office/word/2010/wordprocessingInk" xmlns:wps="http://schemas.microsoft.com/office/word/2010/wordprocessingShape" mc:Ignorable="w14 wp14">
+  <w:p>
+    <w:pPr>
+      <w:pStyle w:val="footer"/>
+      <w:jc w:val="center"/>
+    </w:pPr>
+    <w:r>
+      <w:rPr>
+        <w:rFonts w:ascii="Arial" w:hAnsi="Arial"/>
+        <w:color w:val="555555"/>
+        <w:sz w:val="17"/>
+      </w:rPr>
+      <w:t xml:space="preserve">STARLAB | UNIT 3 | WEEK 5 | PAGE </w:t>
+    </w:r>
+    <w:r>
+      <w:rPr>
+        <w:rFonts w:ascii="Arial" w:hAnsi="Arial"/>
+        <w:color w:val="555555"/>
+        <w:sz w:val="17"/>
+      </w:rPr>
+      <w:fldChar w:fldCharType="begin"/>
+      <w:instrText xml:space="preserve"> PAGE </w:instrText>
+      <w:fldChar w:fldCharType="separate"/>
+      <w:t>1</w:t>
+      <w:fldChar w:fldCharType="end"/>
+    </w:r>
+  </w:p>
+</w:ftr>
+</file>
+
+<file path=word/header1.xml><?xml version="1.0" encoding="utf-8"?>
+<w:hdr xmlns:m="http://schemas.openxmlformats.org/officeDocument/2006/math" xmlns:mc="http://schemas.openxmlformats.org/markup-compatibility/2006" xmlns:mo="http://schemas.microsoft.com/office/mac/office/2008/main" xmlns:mv="urn:schemas-microsoft-com:mac:vml" xmlns:o="urn:schemas-microsoft-com:office:office" xmlns:r="http://schemas.openxmlformats.org/officeDocument/2006/relationships" xmlns:v="urn:schemas-microsoft-com:vml" xmlns:w10="urn:schemas-microsoft-com:office:word" xmlns:w14="http://schemas.microsoft.com/office/word/2010/wordml" xmlns:w="http://schemas.openxmlformats.org/wordprocessingml/2006/main" xmlns:wne="http://schemas.microsoft.com/office/word/2006/wordml" xmlns:wp14="http://schemas.microsoft.com/office/word/2010/wordprocessingDrawing" xmlns:wp="http://schemas.openxmlformats.org/drawingml/2006/wordprocessingDrawing" xmlns:wpc="http://schemas.microsoft.com/office/word/2010/wordprocessingCanvas" xmlns:wpg="http://schemas.microsoft.com/office/word/2010/wordprocessingGroup" xmlns:wpi="http://schemas.microsoft.com/office/word/2010/wordprocessingInk" xmlns:wps="http://schemas.microsoft.com/office/word/2010/wordprocessingShape" mc:Ignorable="w14 wp14">
+  <w:p>
+    <w:pPr>
+      <w:pStyle w:val="Header"/>
+    </w:pPr>
+  </w:p>
+</w:hdr>
 </file>
 
 <file path=word/numbering.xml><?xml version="1.0" encoding="utf-8"?>
@@ -15171,6 +15615,28 @@
   <w:num w:numId="122">
     <w:abstractNumId w:val="122"/>
   </w:num>
+  <w:abstractNum w:abstractNumId="123">
+    <w:multiLevelType w:val="singleLevel"/>
+    <w:lvl w:ilvl="0">
+      <w:start w:val="1"/>
+      <w:numFmt w:val="bullet"/>
+      <w:lvlText w:val="•"/>
+      <w:lvlJc w:val="left"/>
+      <w:pPr>
+        <w:tabs>
+          <w:tab w:val="num" w:pos="360"/>
+        </w:tabs>
+        <w:ind w:left="540" w:hanging="180"/>
+      </w:pPr>
+      <w:rPr>
+        <w:rFonts w:ascii="Arial" w:hAnsi="Arial" w:eastAsia="Arial" w:cs="Arial"/>
+        <w:sz w:val="21"/>
+      </w:rPr>
+    </w:lvl>
+  </w:abstractNum>
+  <w:num w:numId="123">
+    <w:abstractNumId w:val="123"/>
+  </w:num>
 </w:numbering>
 </file>
 
@@ -15204,19 +15670,34 @@
   </w:style>
   <w:style w:type="paragraph" w:styleId="Normal" w:default="1">
     <w:name w:val="normal"/>
+    <w:pPr>
+      <w:widowControl/>
+      <w:spacing w:before="0" w:after="80" w:line="252" w:lineRule="auto"/>
+    </w:pPr>
+    <w:rPr>
+      <w:rFonts w:ascii="Arial" w:hAnsi="Arial" w:eastAsia="Arial" w:cs="Arial"/>
+      <w:b w:val="0"/>
+      <w:i w:val="0"/>
+      <w:color w:val="111111"/>
+      <w:sz w:val="20"/>
+    </w:rPr>
   </w:style>
   <w:style w:type="paragraph" w:styleId="Heading1">
     <w:name w:val="heading 1"/>
     <w:basedOn w:val="Normal"/>
     <w:next w:val="Normal"/>
     <w:pPr>
-      <w:keepNext w:val="1"/>
+      <w:keepNext/>
       <w:keepLines w:val="1"/>
       <w:pageBreakBefore w:val="0"/>
-      <w:spacing w:after="120" w:before="400" w:lineRule="auto"/>
+      <w:spacing w:after="120" w:before="280" w:lineRule="auto"/>
     </w:pPr>
     <w:rPr>
-      <w:sz w:val="40"/>
+      <w:rFonts w:ascii="Arial" w:hAnsi="Arial" w:eastAsia="Arial" w:cs="Arial"/>
+      <w:b/>
+      <w:i w:val="0"/>
+      <w:color w:val="E31B23"/>
+      <w:sz w:val="32"/>
       <w:szCs w:val="40"/>
     </w:rPr>
   </w:style>
@@ -15225,15 +15706,18 @@
     <w:basedOn w:val="Normal"/>
     <w:next w:val="Normal"/>
     <w:pPr>
-      <w:keepNext w:val="1"/>
+      <w:keepNext/>
       <w:keepLines w:val="1"/>
       <w:pageBreakBefore w:val="0"/>
-      <w:spacing w:after="120" w:before="360" w:lineRule="auto"/>
+      <w:spacing w:after="80" w:before="220" w:lineRule="auto"/>
     </w:pPr>
     <w:rPr>
-      <w:b w:val="0"/>
+      <w:rFonts w:ascii="Arial" w:hAnsi="Arial" w:eastAsia="Arial" w:cs="Arial"/>
+      <w:b/>
       <w:bCs w:val="0"/>
-      <w:sz w:val="32"/>
+      <w:i w:val="0"/>
+      <w:color w:val="E31B23"/>
+      <w:sz w:val="27"/>
       <w:szCs w:val="32"/>
     </w:rPr>
   </w:style>
@@ -15242,16 +15726,18 @@
     <w:basedOn w:val="Normal"/>
     <w:next w:val="Normal"/>
     <w:pPr>
-      <w:keepNext w:val="1"/>
+      <w:keepNext/>
       <w:keepLines w:val="1"/>
       <w:pageBreakBefore w:val="0"/>
-      <w:spacing w:after="80" w:before="320" w:lineRule="auto"/>
+      <w:spacing w:after="40" w:before="140" w:lineRule="auto"/>
     </w:pPr>
     <w:rPr>
-      <w:b w:val="0"/>
+      <w:rFonts w:ascii="Arial" w:hAnsi="Arial" w:eastAsia="Arial" w:cs="Arial"/>
+      <w:b/>
       <w:bCs w:val="0"/>
-      <w:color w:val="434343"/>
-      <w:sz w:val="28"/>
+      <w:i w:val="0"/>
+      <w:color w:val="111111"/>
+      <w:sz w:val="23"/>
       <w:szCs w:val="28"/>
     </w:rPr>
   </w:style>
@@ -15266,7 +15752,7 @@
       <w:spacing w:after="80" w:before="280" w:lineRule="auto"/>
     </w:pPr>
     <w:rPr>
-      <w:color w:val="666666"/>
+      <w:color w:val="555555"/>
       <w:sz w:val="24"/>
       <w:szCs w:val="24"/>
     </w:rPr>
@@ -15282,7 +15768,7 @@
       <w:spacing w:after="80" w:before="240" w:lineRule="auto"/>
     </w:pPr>
     <w:rPr>
-      <w:color w:val="666666"/>
+      <w:color w:val="555555"/>
       <w:sz w:val="22"/>
       <w:szCs w:val="22"/>
     </w:rPr>
@@ -15300,7 +15786,7 @@
     <w:rPr>
       <w:i w:val="1"/>
       <w:iCs w:val="1"/>
-      <w:color w:val="666666"/>
+      <w:color w:val="555555"/>
       <w:sz w:val="22"/>
       <w:szCs w:val="22"/>
     </w:rPr>
@@ -15313,10 +15799,14 @@
       <w:keepNext w:val="1"/>
       <w:keepLines w:val="1"/>
       <w:pageBreakBefore w:val="0"/>
-      <w:spacing w:after="60" w:before="0" w:lineRule="auto"/>
+      <w:spacing w:after="80" w:before="0" w:lineRule="auto"/>
     </w:pPr>
     <w:rPr>
-      <w:sz w:val="52"/>
+      <w:rFonts w:ascii="Arial" w:hAnsi="Arial" w:eastAsia="Arial" w:cs="Arial"/>
+      <w:b/>
+      <w:i w:val="0"/>
+      <w:color w:val="111111"/>
+      <w:sz w:val="48"/>
       <w:szCs w:val="52"/>
     </w:rPr>
   </w:style>
@@ -15328,14 +15818,15 @@
       <w:keepNext w:val="1"/>
       <w:keepLines w:val="1"/>
       <w:pageBreakBefore w:val="0"/>
-      <w:spacing w:after="320" w:before="0" w:lineRule="auto"/>
+      <w:spacing w:after="240" w:before="0" w:lineRule="auto"/>
     </w:pPr>
     <w:rPr>
       <w:rFonts w:ascii="Arial" w:cs="Arial" w:eastAsia="Arial" w:hAnsi="Arial"/>
+      <w:b/>
       <w:i w:val="0"/>
       <w:iCs w:val="0"/>
-      <w:color w:val="666666"/>
-      <w:sz w:val="30"/>
+      <w:color w:val="555555"/>
+      <w:sz w:val="21"/>
       <w:szCs w:val="30"/>
     </w:rPr>
   </w:style>
@@ -15403,6 +15894,132 @@
       <w:tblCellMar/>
     </w:tblPr>
   </w:style>
+  <w:style w:type="paragraph" w:customStyle="1" w:styleId="STARLABBrand">
+    <w:name w:val="STARLAB Brand"/>
+    <w:basedOn w:val="Normal"/>
+    <w:pPr>
+      <w:keepNext/>
+      <w:spacing w:before="0" w:after="40"/>
+    </w:pPr>
+    <w:rPr>
+      <w:rFonts w:ascii="Arial" w:hAnsi="Arial" w:eastAsia="Arial" w:cs="Arial"/>
+      <w:b/>
+      <w:i w:val="0"/>
+      <w:color w:val="E31B23"/>
+      <w:sz w:val="21"/>
+    </w:rPr>
+  </w:style>
+  <w:style w:type="paragraph" w:customStyle="1" w:styleId="STARLABWeekTitle">
+    <w:name w:val="STARLAB Week Title"/>
+    <w:basedOn w:val="Normal"/>
+    <w:pPr>
+      <w:keepNext/>
+      <w:spacing w:before="0" w:after="80" w:line="240" w:lineRule="auto"/>
+    </w:pPr>
+    <w:rPr>
+      <w:rFonts w:ascii="Arial" w:hAnsi="Arial" w:eastAsia="Arial" w:cs="Arial"/>
+      <w:b/>
+      <w:i w:val="0"/>
+      <w:color w:val="111111"/>
+      <w:sz w:val="48"/>
+    </w:rPr>
+  </w:style>
+  <w:style w:type="paragraph" w:customStyle="1" w:styleId="STARLABGuideSubtitle">
+    <w:name w:val="STARLAB Guide Subtitle"/>
+    <w:basedOn w:val="Normal"/>
+    <w:pPr>
+      <w:keepNext/>
+      <w:spacing w:before="0" w:after="260"/>
+    </w:pPr>
+    <w:rPr>
+      <w:rFonts w:ascii="Arial" w:hAnsi="Arial" w:eastAsia="Arial" w:cs="Arial"/>
+      <w:b/>
+      <w:i w:val="0"/>
+      <w:color w:val="555555"/>
+      <w:sz w:val="21"/>
+    </w:rPr>
+  </w:style>
+  <w:style w:type="paragraph" w:customStyle="1" w:styleId="STARLABLabel">
+    <w:name w:val="STARLAB Label"/>
+    <w:basedOn w:val="Normal"/>
+    <w:pPr>
+      <w:keepNext/>
+      <w:spacing w:before="80" w:after="20"/>
+    </w:pPr>
+    <w:rPr>
+      <w:rFonts w:ascii="Arial" w:hAnsi="Arial" w:eastAsia="Arial" w:cs="Arial"/>
+      <w:b/>
+      <w:i w:val="0"/>
+      <w:color w:val="111111"/>
+      <w:sz w:val="20"/>
+    </w:rPr>
+  </w:style>
+  <w:style w:type="paragraph" w:customStyle="1" w:styleId="STARLABDeckUse">
+    <w:name w:val="STARLAB Deck Use"/>
+    <w:basedOn w:val="Normal"/>
+    <w:pPr>
+      <w:keepLines/>
+      <w:spacing w:before="40" w:after="140"/>
+      <w:ind w:left="187" w:right="115"/>
+    </w:pPr>
+    <w:rPr>
+      <w:rFonts w:ascii="Arial" w:hAnsi="Arial" w:eastAsia="Arial" w:cs="Arial"/>
+      <w:b w:val="0"/>
+      <w:i w:val="0"/>
+      <w:color w:val="111111"/>
+      <w:sz w:val="20"/>
+    </w:rPr>
+  </w:style>
+  <w:style w:type="paragraph" w:customStyle="1" w:styleId="ListBullet">
+    <w:name w:val="List Bullet"/>
+    <w:pPr>
+      <w:spacing w:before="0" w:after="40" w:line="252" w:lineRule="auto"/>
+    </w:pPr>
+    <w:rPr>
+      <w:rFonts w:ascii="Arial" w:hAnsi="Arial" w:eastAsia="Arial" w:cs="Arial"/>
+      <w:b w:val="0"/>
+      <w:i w:val="0"/>
+      <w:color w:val="111111"/>
+      <w:sz w:val="20"/>
+    </w:rPr>
+  </w:style>
+  <w:style w:type="paragraph" w:customStyle="1" w:styleId="ListNumber">
+    <w:name w:val="List Number"/>
+    <w:pPr>
+      <w:spacing w:before="0" w:after="40" w:line="252" w:lineRule="auto"/>
+    </w:pPr>
+    <w:rPr>
+      <w:rFonts w:ascii="Arial" w:hAnsi="Arial" w:eastAsia="Arial" w:cs="Arial"/>
+      <w:b w:val="0"/>
+      <w:i w:val="0"/>
+      <w:color w:val="111111"/>
+      <w:sz w:val="20"/>
+    </w:rPr>
+  </w:style>
+  <w:style w:type="paragraph" w:customStyle="1" w:styleId="footer">
+    <w:name w:val="footer"/>
+    <w:pPr>
+      <w:spacing w:before="0" w:after="0"/>
+    </w:pPr>
+    <w:rPr>
+      <w:rFonts w:ascii="Arial" w:hAnsi="Arial" w:eastAsia="Arial" w:cs="Arial"/>
+      <w:b w:val="0"/>
+      <w:i w:val="0"/>
+      <w:color w:val="555555"/>
+      <w:sz w:val="17"/>
+    </w:rPr>
+  </w:style>
+  <w:style w:type="character" w:customStyle="1" w:styleId="Hyperlink">
+    <w:name w:val="Hyperlink"/>
+    <w:rPr>
+      <w:rFonts w:ascii="Arial" w:hAnsi="Arial" w:eastAsia="Arial" w:cs="Arial"/>
+      <w:b w:val="0"/>
+      <w:i w:val="0"/>
+      <w:color w:val="E31B23"/>
+      <w:sz w:val="20"/>
+      <w:u w:val="single"/>
+    </w:rPr>
+  </w:style>
 </w:styles>
 </file>
 
@@ -15417,34 +16034,34 @@
         <a:sysClr val="window" lastClr="FFFFFF"/>
       </a:lt1>
       <a:dk2>
-        <a:srgbClr val="1F497D"/>
+        <a:srgbClr val="555555"/>
       </a:dk2>
       <a:lt2>
-        <a:srgbClr val="EEECE1"/>
+        <a:srgbClr val="E6E6E6"/>
       </a:lt2>
       <a:accent1>
-        <a:srgbClr val="4F81BD"/>
+        <a:srgbClr val="999999"/>
       </a:accent1>
       <a:accent2>
-        <a:srgbClr val="C0504D"/>
+        <a:srgbClr val="E31B23"/>
       </a:accent2>
       <a:accent3>
-        <a:srgbClr val="9BBB59"/>
+        <a:srgbClr val="999999"/>
       </a:accent3>
       <a:accent4>
-        <a:srgbClr val="8064A2"/>
+        <a:srgbClr val="999999"/>
       </a:accent4>
       <a:accent5>
-        <a:srgbClr val="4BACC6"/>
+        <a:srgbClr val="999999"/>
       </a:accent5>
       <a:accent6>
-        <a:srgbClr val="F79646"/>
+        <a:srgbClr val="999999"/>
       </a:accent6>
       <a:hlink>
-        <a:srgbClr val="0000FF"/>
+        <a:srgbClr val="555555"/>
       </a:hlink>
       <a:folHlink>
-        <a:srgbClr val="800080"/>
+        <a:srgbClr val="555555"/>
       </a:folHlink>
     </a:clrScheme>
     <a:fontScheme name="Office">
